--- a/explication.docx
+++ b/explication.docx
@@ -75,14 +75,12 @@
           <w:rFonts w:ascii="Georgia" w:hAnsi="Georgia"/>
         </w:rPr>
       </w:pPr>
-      <w:proofErr w:type="spellStart"/>
-      <w:r>
-        <w:rPr>
-          <w:rFonts w:ascii="Georgia" w:hAnsi="Georgia"/>
-        </w:rPr>
-        <w:t>Microcontroller</w:t>
-      </w:r>
-      <w:proofErr w:type="spellEnd"/>
+      <w:r>
+        <w:rPr>
+          <w:rFonts w:ascii="Georgia" w:hAnsi="Georgia"/>
+        </w:rPr>
+        <w:t>Microcontrôleur</w:t>
+      </w:r>
       <w:r>
         <w:rPr>
           <w:rFonts w:ascii="Georgia" w:hAnsi="Georgia"/>
@@ -165,6 +163,7 @@
     </w:p>
     <w:p>
       <w:pPr>
+        <w:jc w:val="both"/>
         <w:rPr>
           <w:rFonts w:ascii="Georgia" w:hAnsi="Georgia"/>
         </w:rPr>
@@ -178,6 +177,7 @@
     </w:p>
     <w:p>
       <w:pPr>
+        <w:jc w:val="both"/>
         <w:rPr>
           <w:rFonts w:ascii="Georgia" w:hAnsi="Georgia"/>
         </w:rPr>
@@ -199,6 +199,7 @@
     </w:p>
     <w:p>
       <w:pPr>
+        <w:jc w:val="both"/>
         <w:rPr>
           <w:rFonts w:ascii="Georgia" w:hAnsi="Georgia"/>
         </w:rPr>
@@ -252,24 +253,25 @@
       <w:r>
         <w:rPr>
           <w:rFonts w:ascii="Georgia" w:hAnsi="Georgia"/>
+          <w:noProof/>
         </w:rPr>
         <w:drawing>
-          <wp:anchor distT="0" distB="0" distL="114300" distR="114300" simplePos="0" relativeHeight="251658240" behindDoc="1" locked="0" layoutInCell="1" allowOverlap="1" wp14:anchorId="38262FC4" wp14:editId="4B0D2B05">
+          <wp:anchor distT="0" distB="0" distL="114300" distR="114300" simplePos="0" relativeHeight="251658240" behindDoc="1" locked="0" layoutInCell="1" allowOverlap="1" wp14:anchorId="38262FC4" wp14:editId="64A45169">
             <wp:simplePos x="0" y="0"/>
             <wp:positionH relativeFrom="column">
               <wp:posOffset>757555</wp:posOffset>
             </wp:positionH>
             <wp:positionV relativeFrom="paragraph">
-              <wp:posOffset>144145</wp:posOffset>
+              <wp:posOffset>139065</wp:posOffset>
             </wp:positionV>
-            <wp:extent cx="3257550" cy="1925320"/>
-            <wp:effectExtent l="0" t="0" r="0" b="0"/>
+            <wp:extent cx="4464050" cy="2638425"/>
+            <wp:effectExtent l="0" t="0" r="0" b="9525"/>
             <wp:wrapTight wrapText="bothSides">
               <wp:wrapPolygon edited="0">
                 <wp:start x="0" y="0"/>
-                <wp:lineTo x="0" y="21372"/>
-                <wp:lineTo x="21474" y="21372"/>
-                <wp:lineTo x="21474" y="0"/>
+                <wp:lineTo x="0" y="21522"/>
+                <wp:lineTo x="21477" y="21522"/>
+                <wp:lineTo x="21477" y="0"/>
                 <wp:lineTo x="0" y="0"/>
               </wp:wrapPolygon>
             </wp:wrapTight>
@@ -299,7 +301,7 @@
                   <pic:spPr>
                     <a:xfrm>
                       <a:off x="0" y="0"/>
-                      <a:ext cx="3257550" cy="1925320"/>
+                      <a:ext cx="4464050" cy="2638425"/>
                     </a:xfrm>
                     <a:prstGeom prst="rect">
                       <a:avLst/>
@@ -436,6 +438,7 @@
     </w:p>
     <w:p>
       <w:pPr>
+        <w:jc w:val="both"/>
         <w:rPr>
           <w:rFonts w:ascii="Georgia" w:hAnsi="Georgia"/>
         </w:rPr>
@@ -497,6 +500,7 @@
     </w:p>
     <w:p>
       <w:pPr>
+        <w:jc w:val="both"/>
         <w:rPr>
           <w:rFonts w:ascii="Georgia" w:hAnsi="Georgia"/>
         </w:rPr>
@@ -600,6 +604,7 @@
     </w:p>
     <w:p>
       <w:pPr>
+        <w:jc w:val="both"/>
         <w:rPr>
           <w:rFonts w:ascii="Georgia" w:hAnsi="Georgia"/>
           <w:b/>
@@ -609,6 +614,7 @@
       <w:r>
         <w:rPr>
           <w:rFonts w:ascii="Georgia" w:hAnsi="Georgia"/>
+          <w:noProof/>
         </w:rPr>
         <w:drawing>
           <wp:anchor distT="0" distB="0" distL="114300" distR="114300" simplePos="0" relativeHeight="251660288" behindDoc="1" locked="0" layoutInCell="1" allowOverlap="1" wp14:anchorId="137208D4" wp14:editId="668E7567">
@@ -669,6 +675,7 @@
       <w:r>
         <w:rPr>
           <w:rFonts w:ascii="Georgia" w:hAnsi="Georgia"/>
+          <w:noProof/>
         </w:rPr>
         <w:drawing>
           <wp:anchor distT="0" distB="0" distL="114300" distR="114300" simplePos="0" relativeHeight="251659264" behindDoc="0" locked="0" layoutInCell="1" allowOverlap="1" wp14:anchorId="4C46F4C9" wp14:editId="63E79D53">
@@ -761,6 +768,7 @@
     </w:p>
     <w:p>
       <w:pPr>
+        <w:jc w:val="both"/>
         <w:rPr>
           <w:rFonts w:ascii="Georgia" w:hAnsi="Georgia"/>
           <w:lang w:val="en-GB"/>
@@ -816,6 +824,7 @@
     </w:p>
     <w:p>
       <w:pPr>
+        <w:jc w:val="both"/>
         <w:rPr>
           <w:rFonts w:ascii="Georgia" w:hAnsi="Georgia"/>
           <w:lang w:val="en-GB"/>
@@ -840,29 +849,29 @@
     </w:p>
     <w:p>
       <w:pPr>
-        <w:rPr>
-          <w:rFonts w:ascii="Georgia" w:hAnsi="Georgia"/>
-        </w:rPr>
-      </w:pPr>
-      <w:r>
-        <w:rPr>
-          <w:rFonts w:ascii="Georgia" w:hAnsi="Georgia"/>
-        </w:rPr>
-        <w:t xml:space="preserve">-3.3V </w:t>
-      </w:r>
-      <w:proofErr w:type="spellStart"/>
-      <w:r>
-        <w:rPr>
-          <w:rFonts w:ascii="Georgia" w:hAnsi="Georgia"/>
-        </w:rPr>
-        <w:t>implies</w:t>
-      </w:r>
-      <w:proofErr w:type="spellEnd"/>
-      <w:r>
-        <w:rPr>
-          <w:rFonts w:ascii="Georgia" w:hAnsi="Georgia"/>
-        </w:rPr>
-        <w:t xml:space="preserve"> </w:t>
+        <w:jc w:val="both"/>
+        <w:rPr>
+          <w:rFonts w:ascii="Georgia" w:hAnsi="Georgia"/>
+        </w:rPr>
+      </w:pPr>
+      <w:r>
+        <w:rPr>
+          <w:rFonts w:ascii="Georgia" w:hAnsi="Georgia"/>
+          <w:lang w:val="en-US"/>
+        </w:rPr>
+        <w:t xml:space="preserve">-3.3V implies debug mode. </w:t>
+      </w:r>
+      <w:r>
+        <w:rPr>
+          <w:rFonts w:ascii="Georgia" w:hAnsi="Georgia"/>
+        </w:rPr>
+        <w:t>M</w:t>
+      </w:r>
+      <w:r>
+        <w:rPr>
+          <w:rFonts w:ascii="Georgia" w:hAnsi="Georgia"/>
+        </w:rPr>
+        <w:t xml:space="preserve">ais ce </w:t>
       </w:r>
       <w:proofErr w:type="spellStart"/>
       <w:r>
@@ -876,26 +885,6 @@
         <w:rPr>
           <w:rFonts w:ascii="Georgia" w:hAnsi="Georgia"/>
         </w:rPr>
-        <w:t xml:space="preserve"> mode. M</w:t>
-      </w:r>
-      <w:r>
-        <w:rPr>
-          <w:rFonts w:ascii="Georgia" w:hAnsi="Georgia"/>
-        </w:rPr>
-        <w:t xml:space="preserve">ais ce </w:t>
-      </w:r>
-      <w:proofErr w:type="spellStart"/>
-      <w:r>
-        <w:rPr>
-          <w:rFonts w:ascii="Georgia" w:hAnsi="Georgia"/>
-        </w:rPr>
-        <w:t>debug</w:t>
-      </w:r>
-      <w:proofErr w:type="spellEnd"/>
-      <w:r>
-        <w:rPr>
-          <w:rFonts w:ascii="Georgia" w:hAnsi="Georgia"/>
-        </w:rPr>
         <w:t xml:space="preserve"> mode peut </w:t>
       </w:r>
       <w:proofErr w:type="spellStart"/>
@@ -915,6 +904,7 @@
     </w:p>
     <w:p>
       <w:pPr>
+        <w:jc w:val="both"/>
         <w:rPr>
           <w:rFonts w:ascii="Georgia" w:hAnsi="Georgia"/>
         </w:rPr>
@@ -937,25 +927,12 @@
         <w:rPr>
           <w:rFonts w:ascii="Georgia" w:hAnsi="Georgia"/>
         </w:rPr>
-        <w:t xml:space="preserve"> implique que l’on run le programme quand on exécute le programme sur </w:t>
-      </w:r>
-      <w:proofErr w:type="gramStart"/>
-      <w:r>
-        <w:rPr>
-          <w:rFonts w:ascii="Georgia" w:hAnsi="Georgia"/>
-        </w:rPr>
-        <w:t>la flash</w:t>
-      </w:r>
-      <w:proofErr w:type="gramEnd"/>
-      <w:r>
-        <w:rPr>
-          <w:rFonts w:ascii="Georgia" w:hAnsi="Georgia"/>
-        </w:rPr>
-        <w:t xml:space="preserve"> memory.</w:t>
-      </w:r>
-    </w:p>
-    <w:p>
-      <w:pPr>
+        <w:t xml:space="preserve"> implique que l’on run le programme quand on exécute le programme sur la flash memory.</w:t>
+      </w:r>
+    </w:p>
+    <w:p>
+      <w:pPr>
+        <w:jc w:val="both"/>
         <w:rPr>
           <w:rFonts w:ascii="Georgia" w:hAnsi="Georgia"/>
         </w:rPr>
@@ -969,13 +946,15 @@
     </w:p>
     <w:p>
       <w:pPr>
-        <w:rPr>
-          <w:rFonts w:ascii="Georgia" w:hAnsi="Georgia"/>
-        </w:rPr>
-      </w:pPr>
-    </w:p>
-    <w:p>
-      <w:pPr>
+        <w:jc w:val="both"/>
+        <w:rPr>
+          <w:rFonts w:ascii="Georgia" w:hAnsi="Georgia"/>
+        </w:rPr>
+      </w:pPr>
+    </w:p>
+    <w:p>
+      <w:pPr>
+        <w:jc w:val="both"/>
         <w:rPr>
           <w:rFonts w:ascii="Georgia" w:hAnsi="Georgia"/>
         </w:rPr>
@@ -998,6 +977,7 @@
     </w:p>
     <w:p>
       <w:pPr>
+        <w:jc w:val="both"/>
         <w:rPr>
           <w:rFonts w:ascii="Georgia" w:hAnsi="Georgia"/>
         </w:rPr>
@@ -1039,6 +1019,7 @@
       <w:r>
         <w:rPr>
           <w:rFonts w:ascii="Georgia" w:hAnsi="Georgia"/>
+          <w:noProof/>
         </w:rPr>
         <w:drawing>
           <wp:anchor distT="0" distB="0" distL="114300" distR="114300" simplePos="0" relativeHeight="251661312" behindDoc="0" locked="0" layoutInCell="1" allowOverlap="1" wp14:anchorId="136ECF8B" wp14:editId="5A9660FC">
@@ -1131,35 +1112,21 @@
           <w:rFonts w:ascii="Georgia" w:hAnsi="Georgia"/>
         </w:rPr>
       </w:pPr>
-    </w:p>
-    <w:p>
-      <w:pPr>
-        <w:rPr>
-          <w:rFonts w:ascii="Georgia" w:hAnsi="Georgia"/>
-        </w:rPr>
-      </w:pPr>
-    </w:p>
-    <w:p>
-      <w:pPr>
-        <w:rPr>
-          <w:rFonts w:ascii="Georgia" w:hAnsi="Georgia"/>
-        </w:rPr>
-      </w:pPr>
-      <w:r>
-        <w:rPr>
-          <w:rFonts w:ascii="Georgia" w:hAnsi="Georgia"/>
-        </w:rPr>
-        <w:lastRenderedPageBreak/>
+      <w:r>
+        <w:rPr>
+          <w:rFonts w:ascii="Georgia" w:hAnsi="Georgia"/>
+          <w:noProof/>
+        </w:rPr>
         <w:drawing>
-          <wp:anchor distT="0" distB="0" distL="114300" distR="114300" simplePos="0" relativeHeight="251662336" behindDoc="0" locked="0" layoutInCell="1" allowOverlap="1" wp14:anchorId="4708A7CD" wp14:editId="748A26A0">
+          <wp:anchor distT="0" distB="0" distL="114300" distR="114300" simplePos="0" relativeHeight="251662336" behindDoc="0" locked="0" layoutInCell="1" allowOverlap="1" wp14:anchorId="4708A7CD" wp14:editId="33DE4E4B">
             <wp:simplePos x="0" y="0"/>
             <wp:positionH relativeFrom="margin">
-              <wp:align>center</wp:align>
+              <wp:posOffset>1567180</wp:posOffset>
             </wp:positionH>
             <wp:positionV relativeFrom="paragraph">
-              <wp:posOffset>121570</wp:posOffset>
+              <wp:posOffset>121920</wp:posOffset>
             </wp:positionV>
-            <wp:extent cx="2633980" cy="2936240"/>
+            <wp:extent cx="3181350" cy="3545840"/>
             <wp:effectExtent l="0" t="0" r="0" b="0"/>
             <wp:wrapSquare wrapText="bothSides"/>
             <wp:docPr id="305489556" name="Image 1"/>
@@ -1188,7 +1155,7 @@
                   <pic:spPr>
                     <a:xfrm>
                       <a:off x="0" y="0"/>
-                      <a:ext cx="2633980" cy="2936240"/>
+                      <a:ext cx="3181350" cy="3545840"/>
                     </a:xfrm>
                     <a:prstGeom prst="rect">
                       <a:avLst/>
@@ -1290,24 +1257,11 @@
           <w:rFonts w:ascii="Georgia" w:hAnsi="Georgia"/>
         </w:rPr>
       </w:pPr>
-    </w:p>
-    <w:p>
-      <w:pPr>
-        <w:rPr>
-          <w:rFonts w:ascii="Georgia" w:hAnsi="Georgia"/>
-        </w:rPr>
-      </w:pPr>
-    </w:p>
-    <w:p>
-      <w:pPr>
-        <w:rPr>
-          <w:rFonts w:ascii="Georgia" w:hAnsi="Georgia"/>
-        </w:rPr>
-      </w:pPr>
-      <w:r>
-        <w:rPr>
-          <w:rFonts w:ascii="Georgia" w:hAnsi="Georgia"/>
-        </w:rPr>
+      <w:r>
+        <w:rPr>
+          <w:rFonts w:ascii="Georgia" w:hAnsi="Georgia"/>
+        </w:rPr>
+        <w:lastRenderedPageBreak/>
         <w:t xml:space="preserve">Nous avons besoin de filtrer le VDDA avec </w:t>
       </w:r>
       <w:r>
@@ -1326,6 +1280,7 @@
       <w:r>
         <w:rPr>
           <w:rFonts w:ascii="Georgia" w:hAnsi="Georgia"/>
+          <w:noProof/>
         </w:rPr>
         <w:drawing>
           <wp:anchor distT="0" distB="0" distL="114300" distR="114300" simplePos="0" relativeHeight="251663360" behindDoc="0" locked="0" layoutInCell="1" allowOverlap="1" wp14:anchorId="1259A874" wp14:editId="10180D85">
@@ -1475,6 +1430,7 @@
     <w:p>
       <w:r>
         <w:rPr>
+          <w:noProof/>
           <w:lang w:val="en-GB"/>
         </w:rPr>
         <w:drawing>
@@ -1536,6 +1492,7 @@
     </w:p>
     <w:p>
       <w:pPr>
+        <w:jc w:val="both"/>
         <w:rPr>
           <w:lang w:val="en-GB"/>
         </w:rPr>
@@ -1585,38 +1542,32 @@
     </w:p>
     <w:p>
       <w:pPr>
-        <w:pStyle w:val="Paragraphedeliste"/>
+        <w:pStyle w:val="Titre3"/>
         <w:numPr>
           <w:ilvl w:val="2"/>
           <w:numId w:val="1"/>
         </w:numPr>
+      </w:pPr>
+      <w:r>
+        <w:t>Pull-up resistors for I2C</w:t>
+      </w:r>
+    </w:p>
+    <w:p>
+      <w:pPr>
         <w:rPr>
           <w:lang w:val="en-GB"/>
         </w:rPr>
       </w:pPr>
-      <w:r>
+    </w:p>
+    <w:p>
+      <w:pPr>
         <w:rPr>
           <w:lang w:val="en-GB"/>
         </w:rPr>
-        <w:lastRenderedPageBreak/>
-        <w:t>Pull-up resistors for I2C</w:t>
-      </w:r>
-    </w:p>
-    <w:p>
-      <w:pPr>
-        <w:rPr>
-          <w:lang w:val="en-GB"/>
-        </w:rPr>
-      </w:pPr>
-    </w:p>
-    <w:p>
-      <w:pPr>
-        <w:rPr>
-          <w:lang w:val="en-GB"/>
-        </w:rPr>
-      </w:pPr>
-      <w:r>
-        <w:rPr>
+      </w:pPr>
+      <w:r>
+        <w:rPr>
+          <w:noProof/>
           <w:lang w:val="en-GB"/>
         </w:rPr>
         <w:drawing>
@@ -1658,6 +1609,7 @@
     </w:p>
     <w:p>
       <w:pPr>
+        <w:jc w:val="both"/>
         <w:rPr>
           <w:lang w:val="en-GB"/>
         </w:rPr>
@@ -1671,6 +1623,7 @@
     </w:p>
     <w:p>
       <w:pPr>
+        <w:jc w:val="both"/>
         <w:rPr>
           <w:lang w:val="en-GB"/>
         </w:rPr>
@@ -1683,6 +1636,7 @@
           <w:ilvl w:val="1"/>
           <w:numId w:val="1"/>
         </w:numPr>
+        <w:jc w:val="both"/>
         <w:rPr>
           <w:lang w:val="en-GB"/>
         </w:rPr>
@@ -1691,17 +1645,22 @@
         <w:rPr>
           <w:lang w:val="en-GB"/>
         </w:rPr>
+        <w:lastRenderedPageBreak/>
         <w:t>Power circuitry</w:t>
       </w:r>
     </w:p>
     <w:p>
       <w:pPr>
+        <w:jc w:val="both"/>
         <w:rPr>
           <w:lang w:val="en-GB"/>
         </w:rPr>
       </w:pPr>
     </w:p>
     <w:p>
+      <w:pPr>
+        <w:jc w:val="both"/>
+      </w:pPr>
       <w:r>
         <w:t>Voir la datasheet MP2359, P7 p</w:t>
       </w:r>
@@ -1709,7 +1668,11 @@
         <w:t>our avoir tous les calculs de R1, R2 et L suivant la tension de sortie que l’on souhaite</w:t>
       </w:r>
     </w:p>
-    <w:p/>
+    <w:p>
+      <w:pPr>
+        <w:jc w:val="both"/>
+      </w:pPr>
+    </w:p>
     <w:p>
       <w:pPr>
         <w:pStyle w:val="Titre3"/>
@@ -1717,6 +1680,7 @@
           <w:ilvl w:val="2"/>
           <w:numId w:val="1"/>
         </w:numPr>
+        <w:jc w:val="both"/>
       </w:pPr>
       <w:r>
         <w:t xml:space="preserve">MP2359 </w:t>
@@ -1736,12 +1700,16 @@
       <w:proofErr w:type="spellEnd"/>
     </w:p>
     <w:p>
-      <w:r>
-        <w:rPr>
-          <w:rFonts w:ascii="Georgia" w:hAnsi="Georgia"/>
+      <w:pPr>
+        <w:jc w:val="both"/>
+      </w:pPr>
+      <w:r>
+        <w:rPr>
+          <w:rFonts w:ascii="Georgia" w:hAnsi="Georgia"/>
+          <w:noProof/>
         </w:rPr>
         <w:drawing>
-          <wp:anchor distT="0" distB="0" distL="114300" distR="114300" simplePos="0" relativeHeight="251665408" behindDoc="1" locked="0" layoutInCell="1" allowOverlap="1" wp14:anchorId="4FF10CDB" wp14:editId="16B1359E">
+          <wp:anchor distT="0" distB="0" distL="114300" distR="114300" simplePos="0" relativeHeight="251665408" behindDoc="1" locked="0" layoutInCell="1" allowOverlap="1" wp14:anchorId="4FF10CDB" wp14:editId="6855B20C">
             <wp:simplePos x="0" y="0"/>
             <wp:positionH relativeFrom="column">
               <wp:posOffset>4192905</wp:posOffset>
@@ -1807,6 +1775,7 @@
     </w:p>
     <w:p>
       <w:pPr>
+        <w:jc w:val="both"/>
         <w:rPr>
           <w:rFonts w:ascii="Georgia" w:hAnsi="Georgia"/>
         </w:rPr>
@@ -1840,6 +1809,7 @@
     </w:p>
     <w:p>
       <w:pPr>
+        <w:jc w:val="both"/>
         <w:rPr>
           <w:rFonts w:ascii="Georgia" w:hAnsi="Georgia"/>
         </w:rPr>
@@ -1853,34 +1823,39 @@
     </w:p>
     <w:p>
       <w:pPr>
-        <w:rPr>
-          <w:rFonts w:ascii="Georgia" w:hAnsi="Georgia"/>
-        </w:rPr>
-      </w:pPr>
-    </w:p>
-    <w:p>
-      <w:pPr>
-        <w:rPr>
-          <w:rFonts w:ascii="Georgia" w:hAnsi="Georgia"/>
-        </w:rPr>
-      </w:pPr>
-    </w:p>
-    <w:p>
-      <w:pPr>
-        <w:rPr>
-          <w:rFonts w:ascii="Georgia" w:hAnsi="Georgia"/>
-        </w:rPr>
-      </w:pPr>
-    </w:p>
-    <w:p>
-      <w:pPr>
-        <w:rPr>
-          <w:rFonts w:ascii="Georgia" w:hAnsi="Georgia"/>
-        </w:rPr>
-      </w:pPr>
-    </w:p>
-    <w:p>
-      <w:pPr>
+        <w:jc w:val="both"/>
+        <w:rPr>
+          <w:rFonts w:ascii="Georgia" w:hAnsi="Georgia"/>
+        </w:rPr>
+      </w:pPr>
+    </w:p>
+    <w:p>
+      <w:pPr>
+        <w:jc w:val="both"/>
+        <w:rPr>
+          <w:rFonts w:ascii="Georgia" w:hAnsi="Georgia"/>
+        </w:rPr>
+      </w:pPr>
+    </w:p>
+    <w:p>
+      <w:pPr>
+        <w:jc w:val="both"/>
+        <w:rPr>
+          <w:rFonts w:ascii="Georgia" w:hAnsi="Georgia"/>
+        </w:rPr>
+      </w:pPr>
+    </w:p>
+    <w:p>
+      <w:pPr>
+        <w:jc w:val="both"/>
+        <w:rPr>
+          <w:rFonts w:ascii="Georgia" w:hAnsi="Georgia"/>
+        </w:rPr>
+      </w:pPr>
+    </w:p>
+    <w:p>
+      <w:pPr>
+        <w:jc w:val="both"/>
         <w:rPr>
           <w:rFonts w:ascii="Georgia" w:hAnsi="Georgia"/>
         </w:rPr>
@@ -1903,32 +1878,20 @@
         <w:rPr>
           <w:rFonts w:ascii="Georgia" w:hAnsi="Georgia"/>
         </w:rPr>
-        <w:t xml:space="preserve"> la datasheet, </w:t>
-      </w:r>
-      <w:proofErr w:type="gramStart"/>
-      <w:r>
-        <w:rPr>
-          <w:rFonts w:ascii="Georgia" w:hAnsi="Georgia"/>
-        </w:rPr>
-        <w:t>meilleur efficacité</w:t>
-      </w:r>
-      <w:proofErr w:type="gramEnd"/>
-      <w:r>
-        <w:rPr>
-          <w:rFonts w:ascii="Georgia" w:hAnsi="Georgia"/>
-        </w:rPr>
-        <w:t xml:space="preserve"> et pas nécessité d’alimenter en 24V…</w:t>
-      </w:r>
-    </w:p>
-    <w:p>
-      <w:pPr>
-        <w:rPr>
-          <w:rFonts w:ascii="Georgia" w:hAnsi="Georgia"/>
-        </w:rPr>
-      </w:pPr>
-    </w:p>
-    <w:p>
-      <w:pPr>
+        <w:t xml:space="preserve"> la datasheet, meilleur efficacité et pas nécessité d’alimenter en 24V…</w:t>
+      </w:r>
+    </w:p>
+    <w:p>
+      <w:pPr>
+        <w:jc w:val="both"/>
+        <w:rPr>
+          <w:rFonts w:ascii="Georgia" w:hAnsi="Georgia"/>
+        </w:rPr>
+      </w:pPr>
+    </w:p>
+    <w:p>
+      <w:pPr>
+        <w:jc w:val="both"/>
         <w:rPr>
           <w:rFonts w:ascii="Georgia" w:hAnsi="Georgia"/>
         </w:rPr>
@@ -1965,6 +1928,7 @@
           <w:ilvl w:val="0"/>
           <w:numId w:val="2"/>
         </w:numPr>
+        <w:jc w:val="both"/>
         <w:rPr>
           <w:rFonts w:ascii="Georgia" w:hAnsi="Georgia"/>
         </w:rPr>
@@ -2080,6 +2044,7 @@
           <w:ilvl w:val="0"/>
           <w:numId w:val="2"/>
         </w:numPr>
+        <w:jc w:val="both"/>
         <w:rPr>
           <w:rFonts w:ascii="Georgia" w:hAnsi="Georgia"/>
           <w:lang w:val="en-GB"/>
@@ -2124,6 +2089,7 @@
           <w:ilvl w:val="0"/>
           <w:numId w:val="2"/>
         </w:numPr>
+        <w:jc w:val="both"/>
         <w:rPr>
           <w:rFonts w:ascii="Georgia" w:hAnsi="Georgia"/>
           <w:lang w:val="en-GB"/>
@@ -2134,12 +2100,12 @@
           <w:rFonts w:ascii="Georgia" w:hAnsi="Georgia"/>
           <w:lang w:val="en-GB"/>
         </w:rPr>
-        <w:lastRenderedPageBreak/>
         <w:t>Ferrite Bead acts as a high resistor value in high frequency (or inductance)</w:t>
       </w:r>
     </w:p>
     <w:p>
       <w:pPr>
+        <w:jc w:val="both"/>
         <w:rPr>
           <w:rFonts w:ascii="Georgia" w:hAnsi="Georgia"/>
           <w:lang w:val="en-GB"/>
@@ -2148,6 +2114,7 @@
     </w:p>
     <w:p>
       <w:pPr>
+        <w:jc w:val="both"/>
         <w:rPr>
           <w:rFonts w:ascii="Georgia" w:hAnsi="Georgia"/>
           <w:lang w:val="en-GB"/>
@@ -2163,6 +2130,7 @@
     </w:p>
     <w:p>
       <w:pPr>
+        <w:jc w:val="both"/>
         <w:rPr>
           <w:rFonts w:ascii="Georgia" w:hAnsi="Georgia"/>
           <w:lang w:val="en-GB"/>
@@ -2171,6 +2139,7 @@
       <w:r>
         <w:rPr>
           <w:rFonts w:ascii="Georgia" w:hAnsi="Georgia"/>
+          <w:noProof/>
           <w:lang w:val="en-GB"/>
         </w:rPr>
         <w:drawing>
@@ -2234,6 +2203,7 @@
     </w:p>
     <w:p>
       <w:pPr>
+        <w:jc w:val="both"/>
         <w:rPr>
           <w:rFonts w:ascii="Georgia" w:hAnsi="Georgia"/>
           <w:lang w:val="en-GB"/>
@@ -2265,6 +2235,7 @@
     </w:p>
     <w:p>
       <w:pPr>
+        <w:jc w:val="both"/>
         <w:rPr>
           <w:rFonts w:ascii="Georgia" w:hAnsi="Georgia"/>
           <w:lang w:val="en-GB"/>
@@ -2273,6 +2244,7 @@
     </w:p>
     <w:p>
       <w:pPr>
+        <w:jc w:val="both"/>
         <w:rPr>
           <w:rFonts w:ascii="Georgia" w:hAnsi="Georgia"/>
           <w:lang w:val="en-GB"/>
@@ -2281,38 +2253,7 @@
     </w:p>
     <w:p>
       <w:pPr>
-        <w:rPr>
-          <w:rFonts w:ascii="Georgia" w:hAnsi="Georgia"/>
-          <w:lang w:val="en-GB"/>
-        </w:rPr>
-      </w:pPr>
-    </w:p>
-    <w:p>
-      <w:pPr>
-        <w:rPr>
-          <w:rFonts w:ascii="Georgia" w:hAnsi="Georgia"/>
-          <w:lang w:val="en-GB"/>
-        </w:rPr>
-      </w:pPr>
-    </w:p>
-    <w:p>
-      <w:pPr>
-        <w:rPr>
-          <w:rFonts w:ascii="Georgia" w:hAnsi="Georgia"/>
-          <w:lang w:val="en-GB"/>
-        </w:rPr>
-      </w:pPr>
-    </w:p>
-    <w:p>
-      <w:pPr>
-        <w:rPr>
-          <w:rFonts w:ascii="Georgia" w:hAnsi="Georgia"/>
-          <w:lang w:val="en-GB"/>
-        </w:rPr>
-      </w:pPr>
-    </w:p>
-    <w:p>
-      <w:pPr>
+        <w:jc w:val="both"/>
         <w:rPr>
           <w:rFonts w:ascii="Georgia" w:hAnsi="Georgia"/>
           <w:lang w:val="en-GB"/>
@@ -2326,6 +2267,7 @@
           <w:ilvl w:val="1"/>
           <w:numId w:val="1"/>
         </w:numPr>
+        <w:jc w:val="both"/>
         <w:rPr>
           <w:lang w:val="en-GB"/>
         </w:rPr>
@@ -2339,6 +2281,7 @@
     </w:p>
     <w:p>
       <w:pPr>
+        <w:jc w:val="both"/>
         <w:rPr>
           <w:lang w:val="en-GB"/>
         </w:rPr>
@@ -2351,6 +2294,7 @@
           <w:ilvl w:val="2"/>
           <w:numId w:val="1"/>
         </w:numPr>
+        <w:jc w:val="both"/>
         <w:rPr>
           <w:lang w:val="en-GB"/>
         </w:rPr>
@@ -2359,11 +2303,13 @@
         <w:rPr>
           <w:lang w:val="en-GB"/>
         </w:rPr>
+        <w:lastRenderedPageBreak/>
         <w:t>JTAG connector</w:t>
       </w:r>
     </w:p>
     <w:p>
       <w:pPr>
+        <w:jc w:val="both"/>
         <w:rPr>
           <w:lang w:val="en-GB"/>
         </w:rPr>
@@ -2374,6 +2320,7 @@
         <w:tabs>
           <w:tab w:val="left" w:pos="2390"/>
         </w:tabs>
+        <w:jc w:val="both"/>
         <w:rPr>
           <w:rFonts w:ascii="Georgia" w:hAnsi="Georgia"/>
         </w:rPr>
@@ -2492,6 +2439,7 @@
     <w:p>
       <w:pPr>
         <w:pStyle w:val="Titre3"/>
+        <w:jc w:val="both"/>
       </w:pPr>
     </w:p>
     <w:p>
@@ -2501,6 +2449,7 @@
           <w:ilvl w:val="2"/>
           <w:numId w:val="1"/>
         </w:numPr>
+        <w:jc w:val="both"/>
       </w:pPr>
       <w:r>
         <w:t xml:space="preserve">I2C </w:t>
@@ -2513,6 +2462,7 @@
     </w:p>
     <w:p>
       <w:pPr>
+        <w:jc w:val="both"/>
         <w:rPr>
           <w:rFonts w:ascii="Georgia" w:eastAsiaTheme="majorEastAsia" w:hAnsi="Georgia" w:cstheme="majorBidi"/>
           <w:b/>
@@ -2523,6 +2473,7 @@
     </w:p>
     <w:p>
       <w:pPr>
+        <w:jc w:val="both"/>
         <w:rPr>
           <w:rFonts w:ascii="Georgia" w:hAnsi="Georgia"/>
         </w:rPr>
@@ -2570,6 +2521,7 @@
     </w:p>
     <w:p>
       <w:pPr>
+        <w:jc w:val="both"/>
         <w:rPr>
           <w:rFonts w:ascii="Georgia" w:hAnsi="Georgia"/>
         </w:rPr>
@@ -2582,9 +2534,9 @@
           <w:ilvl w:val="2"/>
           <w:numId w:val="1"/>
         </w:numPr>
-      </w:pPr>
-      <w:r>
-        <w:lastRenderedPageBreak/>
+        <w:jc w:val="both"/>
+      </w:pPr>
+      <w:r>
         <w:t xml:space="preserve">USB </w:t>
       </w:r>
       <w:proofErr w:type="spellStart"/>
@@ -2596,8 +2548,15 @@
         <w:t xml:space="preserve"> (5V)</w:t>
       </w:r>
     </w:p>
-    <w:p/>
-    <w:p>
+    <w:p>
+      <w:pPr>
+        <w:jc w:val="both"/>
+      </w:pPr>
+    </w:p>
+    <w:p>
+      <w:pPr>
+        <w:jc w:val="both"/>
+      </w:pPr>
       <w:r>
         <w:t xml:space="preserve">On utilise le USBLC6-2 car le port </w:t>
       </w:r>
@@ -2611,6 +2570,9 @@
       </w:r>
     </w:p>
     <w:p>
+      <w:pPr>
+        <w:jc w:val="both"/>
+      </w:pPr>
       <w:r>
         <w:t xml:space="preserve">L’USB (5V) permet d’alimenter notre carte, au même titre les deux fiches électriques. Pour éviter des problèmes lorsque les deux sont branchés en même temps, on crée une porte logique OR (avec la diode D3). Explication : avec la diode dans le P-MOSFET, lorsque la tension est plus </w:t>
       </w:r>
@@ -2622,10 +2584,12 @@
       <w:r>
         <w:t xml:space="preserve"> dans un des chemins, </w:t>
       </w:r>
+      <w:proofErr w:type="spellStart"/>
       <w:proofErr w:type="gramStart"/>
       <w:r>
         <w:t>ca</w:t>
       </w:r>
+      <w:proofErr w:type="spellEnd"/>
       <w:proofErr w:type="gramEnd"/>
       <w:r>
         <w:t xml:space="preserve"> va reverse </w:t>
@@ -2639,8 +2603,15 @@
         <w:t xml:space="preserve"> l’autre diode.</w:t>
       </w:r>
     </w:p>
-    <w:p/>
-    <w:p>
+    <w:p>
+      <w:pPr>
+        <w:jc w:val="both"/>
+      </w:pPr>
+    </w:p>
+    <w:p>
+      <w:pPr>
+        <w:jc w:val="both"/>
+      </w:pPr>
       <w:r>
         <w:t xml:space="preserve">ID est laissé </w:t>
       </w:r>
@@ -2684,6 +2655,9 @@
     </w:p>
     <w:p/>
     <w:p>
+      <w:pPr>
+        <w:jc w:val="both"/>
+      </w:pPr>
       <w:r>
         <w:t xml:space="preserve">ATTENTION à la différence entre </w:t>
       </w:r>
@@ -2693,10 +2667,21 @@
       </w:r>
       <w:proofErr w:type="spellEnd"/>
       <w:r>
-        <w:t xml:space="preserve"> et digital ground :</w:t>
-      </w:r>
-    </w:p>
-    <w:p>
+        <w:t xml:space="preserve"> et digital </w:t>
+      </w:r>
+      <w:proofErr w:type="spellStart"/>
+      <w:r>
+        <w:t>ground</w:t>
+      </w:r>
+      <w:proofErr w:type="spellEnd"/>
+      <w:r>
+        <w:t> :</w:t>
+      </w:r>
+    </w:p>
+    <w:p>
+      <w:pPr>
+        <w:jc w:val="both"/>
+      </w:pPr>
       <w:hyperlink r:id="rId21" w:history="1">
         <w:r>
           <w:rPr>
@@ -2709,9 +2694,14 @@
         <w:t xml:space="preserve"> </w:t>
       </w:r>
     </w:p>
-    <w:p/>
-    <w:p>
-      <w:pPr>
+    <w:p>
+      <w:pPr>
+        <w:jc w:val="both"/>
+      </w:pPr>
+    </w:p>
+    <w:p>
+      <w:pPr>
+        <w:jc w:val="both"/>
         <w:rPr>
           <w:lang w:val="en-GB"/>
         </w:rPr>
@@ -2720,6 +2710,7 @@
         <w:rPr>
           <w:lang w:val="en-GB"/>
         </w:rPr>
+        <w:lastRenderedPageBreak/>
         <w:t>XSMT (pin 17) </w:t>
       </w:r>
       <w:proofErr w:type="gramStart"/>
@@ -2765,6 +2756,7 @@
           <w:ilvl w:val="0"/>
           <w:numId w:val="3"/>
         </w:numPr>
+        <w:jc w:val="both"/>
       </w:pPr>
       <w:r>
         <w:t>Mis à 3.3V pour tjr ê</w:t>
@@ -2773,30 +2765,31 @@
         <w:t>tre à l’état haut et donc son actif</w:t>
       </w:r>
     </w:p>
-    <w:p/>
-    <w:p/>
-    <w:p>
-      <w:r>
+    <w:p>
+      <w:pPr>
+        <w:jc w:val="both"/>
+      </w:pPr>
+      <w:r>
+        <w:t>Explication du choix de mon port jack :</w:t>
+      </w:r>
+    </w:p>
+    <w:p>
+      <w:r>
+        <w:rPr>
+          <w:noProof/>
+        </w:rPr>
         <w:drawing>
-          <wp:anchor distT="0" distB="0" distL="114300" distR="114300" simplePos="0" relativeHeight="251668480" behindDoc="1" locked="0" layoutInCell="1" allowOverlap="1" wp14:anchorId="0B0E76C6" wp14:editId="40F684B8">
+          <wp:anchor distT="0" distB="0" distL="114300" distR="114300" simplePos="0" relativeHeight="251668480" behindDoc="1" locked="0" layoutInCell="1" allowOverlap="1" wp14:anchorId="0B0E76C6" wp14:editId="0ED41592">
             <wp:simplePos x="0" y="0"/>
             <wp:positionH relativeFrom="margin">
               <wp:align>left</wp:align>
             </wp:positionH>
             <wp:positionV relativeFrom="paragraph">
-              <wp:posOffset>368300</wp:posOffset>
+              <wp:posOffset>80645</wp:posOffset>
             </wp:positionV>
-            <wp:extent cx="3072130" cy="1716405"/>
-            <wp:effectExtent l="0" t="0" r="0" b="0"/>
-            <wp:wrapTight wrapText="bothSides">
-              <wp:wrapPolygon edited="0">
-                <wp:start x="0" y="0"/>
-                <wp:lineTo x="0" y="21336"/>
-                <wp:lineTo x="21430" y="21336"/>
-                <wp:lineTo x="21430" y="0"/>
-                <wp:lineTo x="0" y="0"/>
-              </wp:wrapPolygon>
-            </wp:wrapTight>
+            <wp:extent cx="3838575" cy="2144395"/>
+            <wp:effectExtent l="0" t="0" r="9525" b="8255"/>
+            <wp:wrapSquare wrapText="bothSides"/>
             <wp:docPr id="1446286518" name="Image 1"/>
             <wp:cNvGraphicFramePr>
               <a:graphicFrameLocks xmlns:a="http://schemas.openxmlformats.org/drawingml/2006/main" noChangeAspect="1"/>
@@ -2823,7 +2816,7 @@
                   <pic:spPr>
                     <a:xfrm>
                       <a:off x="0" y="0"/>
-                      <a:ext cx="3072130" cy="1716405"/>
+                      <a:ext cx="3838575" cy="2144395"/>
                     </a:xfrm>
                     <a:prstGeom prst="rect">
                       <a:avLst/>
@@ -2841,32 +2834,30 @@
           </wp:anchor>
         </w:drawing>
       </w:r>
-      <w:r>
-        <w:t>Explication du choix de mon port jack :</w:t>
-      </w:r>
-    </w:p>
-    <w:p>
-      <w:r>
+    </w:p>
+    <w:p/>
+    <w:p/>
+    <w:p/>
+    <w:p/>
+    <w:p/>
+    <w:p/>
+    <w:p>
+      <w:r>
+        <w:rPr>
+          <w:noProof/>
+        </w:rPr>
         <w:drawing>
-          <wp:anchor distT="0" distB="0" distL="114300" distR="114300" simplePos="0" relativeHeight="251669504" behindDoc="1" locked="0" layoutInCell="1" allowOverlap="1" wp14:anchorId="71A0AB05" wp14:editId="38C3E9A7">
+          <wp:anchor distT="0" distB="0" distL="114300" distR="114300" simplePos="0" relativeHeight="251669504" behindDoc="1" locked="0" layoutInCell="1" allowOverlap="1" wp14:anchorId="71A0AB05" wp14:editId="1ADFD177">
             <wp:simplePos x="0" y="0"/>
-            <wp:positionH relativeFrom="column">
-              <wp:posOffset>3085572</wp:posOffset>
+            <wp:positionH relativeFrom="margin">
+              <wp:posOffset>-128270</wp:posOffset>
             </wp:positionH>
             <wp:positionV relativeFrom="paragraph">
-              <wp:posOffset>540553</wp:posOffset>
+              <wp:posOffset>367665</wp:posOffset>
             </wp:positionV>
-            <wp:extent cx="3079630" cy="1082216"/>
-            <wp:effectExtent l="0" t="0" r="6985" b="3810"/>
-            <wp:wrapTight wrapText="bothSides">
-              <wp:wrapPolygon edited="0">
-                <wp:start x="0" y="0"/>
-                <wp:lineTo x="0" y="21296"/>
-                <wp:lineTo x="21515" y="21296"/>
-                <wp:lineTo x="21515" y="0"/>
-                <wp:lineTo x="0" y="0"/>
-              </wp:wrapPolygon>
-            </wp:wrapTight>
+            <wp:extent cx="6287135" cy="2209800"/>
+            <wp:effectExtent l="0" t="0" r="0" b="0"/>
+            <wp:wrapSquare wrapText="bothSides"/>
             <wp:docPr id="720860643" name="Image 1"/>
             <wp:cNvGraphicFramePr>
               <a:graphicFrameLocks xmlns:a="http://schemas.openxmlformats.org/drawingml/2006/main" noChangeAspect="1"/>
@@ -2893,7 +2884,7 @@
                   <pic:spPr>
                     <a:xfrm>
                       <a:off x="0" y="0"/>
-                      <a:ext cx="3079630" cy="1082216"/>
+                      <a:ext cx="6287135" cy="2209800"/>
                     </a:xfrm>
                     <a:prstGeom prst="rect">
                       <a:avLst/>
@@ -2902,38 +2893,34 @@
                 </pic:pic>
               </a:graphicData>
             </a:graphic>
+            <wp14:sizeRelH relativeFrom="margin">
+              <wp14:pctWidth>0</wp14:pctWidth>
+            </wp14:sizeRelH>
+            <wp14:sizeRelV relativeFrom="margin">
+              <wp14:pctHeight>0</wp14:pctHeight>
+            </wp14:sizeRelV>
           </wp:anchor>
         </w:drawing>
       </w:r>
     </w:p>
     <w:p/>
-    <w:p/>
-    <w:p/>
-    <w:p/>
-    <w:p/>
-    <w:p>
-      <w:r>
-        <w:lastRenderedPageBreak/>
+    <w:p>
+      <w:r>
+        <w:rPr>
+          <w:noProof/>
+        </w:rPr>
         <w:drawing>
-          <wp:anchor distT="0" distB="0" distL="114300" distR="114300" simplePos="0" relativeHeight="251670528" behindDoc="1" locked="0" layoutInCell="1" allowOverlap="1" wp14:anchorId="39EBBDC8" wp14:editId="4BABAF6E">
+          <wp:anchor distT="0" distB="0" distL="114300" distR="114300" simplePos="0" relativeHeight="251670528" behindDoc="1" locked="0" layoutInCell="1" allowOverlap="1" wp14:anchorId="39EBBDC8" wp14:editId="6BA0C9A7">
             <wp:simplePos x="0" y="0"/>
-            <wp:positionH relativeFrom="column">
-              <wp:posOffset>-115258</wp:posOffset>
+            <wp:positionH relativeFrom="margin">
+              <wp:align>left</wp:align>
             </wp:positionH>
             <wp:positionV relativeFrom="paragraph">
-              <wp:posOffset>515</wp:posOffset>
+              <wp:posOffset>154940</wp:posOffset>
             </wp:positionV>
             <wp:extent cx="2933700" cy="1676400"/>
             <wp:effectExtent l="0" t="0" r="0" b="0"/>
-            <wp:wrapTight wrapText="bothSides">
-              <wp:wrapPolygon edited="0">
-                <wp:start x="0" y="0"/>
-                <wp:lineTo x="0" y="21355"/>
-                <wp:lineTo x="21460" y="21355"/>
-                <wp:lineTo x="21460" y="0"/>
-                <wp:lineTo x="0" y="0"/>
-              </wp:wrapPolygon>
-            </wp:wrapTight>
+            <wp:wrapSquare wrapText="bothSides"/>
             <wp:docPr id="1406118452" name="Image 1"/>
             <wp:cNvGraphicFramePr>
               <a:graphicFrameLocks xmlns:a="http://schemas.openxmlformats.org/drawingml/2006/main" noChangeAspect="1"/>
@@ -2979,14 +2966,20 @@
     <w:p/>
     <w:p/>
     <w:p/>
-    <w:p/>
-    <w:p>
+    <w:p>
+      <w:pPr>
+        <w:jc w:val="both"/>
+      </w:pPr>
       <w:r>
         <w:t>Dans notre cas, pas besoin de deux câbles pour le reste du circuit en cas d’absence d’hautparleur, car on utilise tjr avec speaker…</w:t>
       </w:r>
     </w:p>
     <w:p>
       <w:r>
+        <w:rPr>
+          <w:noProof/>
+        </w:rPr>
+        <w:lastRenderedPageBreak/>
         <w:drawing>
           <wp:inline distT="0" distB="0" distL="0" distR="0" wp14:anchorId="5C928040" wp14:editId="57B1CA5D">
             <wp:extent cx="5760720" cy="3073400"/>
@@ -3024,14 +3017,2531 @@
         </w:drawing>
       </w:r>
     </w:p>
+    <w:p>
+      <w:r>
+        <w:br w:type="page"/>
+      </w:r>
+    </w:p>
+    <w:p>
+      <w:pPr>
+        <w:pStyle w:val="Titre2"/>
+        <w:numPr>
+          <w:ilvl w:val="1"/>
+          <w:numId w:val="1"/>
+        </w:numPr>
+      </w:pPr>
+      <w:r>
+        <w:lastRenderedPageBreak/>
+        <w:t>Module KY-018 (photorésistance)</w:t>
+      </w:r>
+    </w:p>
     <w:p/>
+    <w:p>
+      <w:pPr>
+        <w:jc w:val="both"/>
+      </w:pPr>
+      <w:r>
+        <w:t>Module équipé d’une photorésistance et un d’une résistance de 10kOhms pour faire un diviseur de tension.</w:t>
+      </w:r>
+    </w:p>
+    <w:p>
+      <w:pPr>
+        <w:jc w:val="both"/>
+      </w:pPr>
+      <w:r>
+        <w:t>3 Pins :</w:t>
+      </w:r>
+    </w:p>
+    <w:p>
+      <w:pPr>
+        <w:pStyle w:val="Paragraphedeliste"/>
+        <w:numPr>
+          <w:ilvl w:val="0"/>
+          <w:numId w:val="2"/>
+        </w:numPr>
+        <w:jc w:val="both"/>
+      </w:pPr>
+      <w:r>
+        <w:t>Alimentation en 3,3V (+)</w:t>
+      </w:r>
+    </w:p>
+    <w:p>
+      <w:pPr>
+        <w:pStyle w:val="Paragraphedeliste"/>
+        <w:numPr>
+          <w:ilvl w:val="0"/>
+          <w:numId w:val="2"/>
+        </w:numPr>
+        <w:jc w:val="both"/>
+      </w:pPr>
+      <w:r>
+        <w:t>Masse (-)</w:t>
+      </w:r>
+    </w:p>
+    <w:p>
+      <w:pPr>
+        <w:pStyle w:val="Paragraphedeliste"/>
+        <w:numPr>
+          <w:ilvl w:val="0"/>
+          <w:numId w:val="2"/>
+        </w:numPr>
+        <w:jc w:val="both"/>
+      </w:pPr>
+      <w:r>
+        <w:t>Signal de sortie (S)</w:t>
+      </w:r>
+    </w:p>
+    <w:p>
+      <w:pPr>
+        <w:jc w:val="both"/>
+      </w:pPr>
+      <w:r>
+        <w:t xml:space="preserve">Sur la STM32F4 on va utiliser les ports </w:t>
+      </w:r>
+      <w:r>
+        <w:rPr>
+          <w:b/>
+          <w:bCs/>
+        </w:rPr>
+        <w:t>PC0</w:t>
+      </w:r>
+      <w:r>
+        <w:t xml:space="preserve"> (ADC1/2/3_IN10) ou PA1 (IN1) : elles ne gênent ni les </w:t>
+      </w:r>
+      <w:proofErr w:type="spellStart"/>
+      <w:r>
+        <w:t>timers</w:t>
+      </w:r>
+      <w:proofErr w:type="spellEnd"/>
+      <w:r>
+        <w:t xml:space="preserve"> ni le DAC (PA4/PA5) ni l’USART2 (PA2/PA3).</w:t>
+      </w:r>
+    </w:p>
+    <w:p>
+      <w:pPr>
+        <w:jc w:val="both"/>
+      </w:pPr>
+      <w:r>
+        <w:t>N</w:t>
+      </w:r>
+      <w:r>
+        <w:t xml:space="preserve">e pas </w:t>
+      </w:r>
+      <w:r>
+        <w:t>alimente</w:t>
+      </w:r>
+      <w:r>
+        <w:t>r</w:t>
+      </w:r>
+      <w:r>
+        <w:t xml:space="preserve"> le module en 5 V même s’il l’accepte : S pourrait monter jusqu’à 5 V et abîmer l’entrée ADC du STM32, qui est limitée à environ VDDA + 0,3 V.</w:t>
+      </w:r>
+    </w:p>
     <w:p>
       <w:pPr>
         <w:tabs>
           <w:tab w:val="left" w:pos="978"/>
         </w:tabs>
-      </w:pPr>
-    </w:p>
+        <w:jc w:val="center"/>
+      </w:pPr>
+      <w:r>
+        <w:drawing>
+          <wp:inline distT="0" distB="0" distL="0" distR="0" wp14:anchorId="0FDBE2FD" wp14:editId="7ACC270A">
+            <wp:extent cx="2438400" cy="1640560"/>
+            <wp:effectExtent l="0" t="0" r="0" b="0"/>
+            <wp:docPr id="803330907" name="Image 1"/>
+            <wp:cNvGraphicFramePr>
+              <a:graphicFrameLocks xmlns:a="http://schemas.openxmlformats.org/drawingml/2006/main" noChangeAspect="1"/>
+            </wp:cNvGraphicFramePr>
+            <a:graphic xmlns:a="http://schemas.openxmlformats.org/drawingml/2006/main">
+              <a:graphicData uri="http://schemas.openxmlformats.org/drawingml/2006/picture">
+                <pic:pic xmlns:pic="http://schemas.openxmlformats.org/drawingml/2006/picture">
+                  <pic:nvPicPr>
+                    <pic:cNvPr id="803330907" name=""/>
+                    <pic:cNvPicPr/>
+                  </pic:nvPicPr>
+                  <pic:blipFill>
+                    <a:blip r:embed="rId27"/>
+                    <a:stretch>
+                      <a:fillRect/>
+                    </a:stretch>
+                  </pic:blipFill>
+                  <pic:spPr>
+                    <a:xfrm>
+                      <a:off x="0" y="0"/>
+                      <a:ext cx="2446312" cy="1645883"/>
+                    </a:xfrm>
+                    <a:prstGeom prst="rect">
+                      <a:avLst/>
+                    </a:prstGeom>
+                  </pic:spPr>
+                </pic:pic>
+              </a:graphicData>
+            </a:graphic>
+          </wp:inline>
+        </w:drawing>
+      </w:r>
+    </w:p>
+    <w:p>
+      <w:pPr>
+        <w:tabs>
+          <w:tab w:val="left" w:pos="978"/>
+        </w:tabs>
+        <w:jc w:val="both"/>
+      </w:pPr>
+      <w:r>
+        <w:t>Il y a des composants à utiliser près du MCU pour protéger le circuits :</w:t>
+      </w:r>
+    </w:p>
+    <w:p>
+      <w:pPr>
+        <w:numPr>
+          <w:ilvl w:val="0"/>
+          <w:numId w:val="4"/>
+        </w:numPr>
+        <w:tabs>
+          <w:tab w:val="left" w:pos="978"/>
+        </w:tabs>
+        <w:jc w:val="both"/>
+      </w:pPr>
+      <w:r>
+        <w:t>C</w:t>
+      </w:r>
+      <w:r>
+        <w:t>apa</w:t>
+      </w:r>
+      <w:r>
+        <w:t xml:space="preserve"> 100 nF à côté de la broche : le fil entre le module et la carte capte du bruit, et le module n’a en général aucun filtrage.</w:t>
+      </w:r>
+    </w:p>
+    <w:p>
+      <w:pPr>
+        <w:numPr>
+          <w:ilvl w:val="0"/>
+          <w:numId w:val="4"/>
+        </w:numPr>
+        <w:tabs>
+          <w:tab w:val="left" w:pos="978"/>
+        </w:tabs>
+        <w:jc w:val="both"/>
+      </w:pPr>
+      <w:r>
+        <w:t xml:space="preserve">R série ≈ 1 </w:t>
+      </w:r>
+      <w:proofErr w:type="spellStart"/>
+      <w:r>
+        <w:t>kΩ</w:t>
+      </w:r>
+      <w:proofErr w:type="spellEnd"/>
+      <w:r>
+        <w:t xml:space="preserve"> (optionnelle) : limite le courant en cas de surtension ou de décharge électrostatique sur le câble. Avec le 10 </w:t>
+      </w:r>
+      <w:proofErr w:type="spellStart"/>
+      <w:r>
+        <w:t>kΩ</w:t>
+      </w:r>
+      <w:proofErr w:type="spellEnd"/>
+      <w:r>
+        <w:t xml:space="preserve"> du module, l’impédance reste raisonnable.</w:t>
+      </w:r>
+    </w:p>
+    <w:p>
+      <w:pPr>
+        <w:tabs>
+          <w:tab w:val="left" w:pos="978"/>
+        </w:tabs>
+        <w:jc w:val="both"/>
+      </w:pPr>
+      <w:r>
+        <w:t>Enfin, il faudra prendre g</w:t>
+      </w:r>
+      <w:r>
+        <w:t>arde</w:t>
+      </w:r>
+      <w:r>
+        <w:t xml:space="preserve"> à faire en sorte que</w:t>
+      </w:r>
+      <w:r>
+        <w:t xml:space="preserve"> la piste S </w:t>
+      </w:r>
+      <w:r>
+        <w:t xml:space="preserve">soit </w:t>
+      </w:r>
+      <w:r>
+        <w:t>courte et éloignée des lignes rapides (USB, horloge).</w:t>
+      </w:r>
+      <w:r>
+        <w:t xml:space="preserve"> </w:t>
+      </w:r>
+    </w:p>
+    <w:p>
+      <w:pPr>
+        <w:tabs>
+          <w:tab w:val="left" w:pos="978"/>
+        </w:tabs>
+        <w:jc w:val="center"/>
+      </w:pPr>
+      <w:r>
+        <w:drawing>
+          <wp:inline distT="0" distB="0" distL="0" distR="0" wp14:anchorId="6A00129E" wp14:editId="49C9E70A">
+            <wp:extent cx="3357360" cy="2143125"/>
+            <wp:effectExtent l="0" t="0" r="0" b="0"/>
+            <wp:docPr id="792602282" name="Image 1"/>
+            <wp:cNvGraphicFramePr>
+              <a:graphicFrameLocks xmlns:a="http://schemas.openxmlformats.org/drawingml/2006/main" noChangeAspect="1"/>
+            </wp:cNvGraphicFramePr>
+            <a:graphic xmlns:a="http://schemas.openxmlformats.org/drawingml/2006/main">
+              <a:graphicData uri="http://schemas.openxmlformats.org/drawingml/2006/picture">
+                <pic:pic xmlns:pic="http://schemas.openxmlformats.org/drawingml/2006/picture">
+                  <pic:nvPicPr>
+                    <pic:cNvPr id="792602282" name=""/>
+                    <pic:cNvPicPr/>
+                  </pic:nvPicPr>
+                  <pic:blipFill>
+                    <a:blip r:embed="rId28"/>
+                    <a:stretch>
+                      <a:fillRect/>
+                    </a:stretch>
+                  </pic:blipFill>
+                  <pic:spPr>
+                    <a:xfrm>
+                      <a:off x="0" y="0"/>
+                      <a:ext cx="3376740" cy="2155496"/>
+                    </a:xfrm>
+                    <a:prstGeom prst="rect">
+                      <a:avLst/>
+                    </a:prstGeom>
+                  </pic:spPr>
+                </pic:pic>
+              </a:graphicData>
+            </a:graphic>
+          </wp:inline>
+        </w:drawing>
+      </w:r>
+    </w:p>
+    <w:p>
+      <w:r>
+        <w:br w:type="page"/>
+      </w:r>
+    </w:p>
+    <w:p>
+      <w:pPr>
+        <w:pStyle w:val="Titre2"/>
+        <w:numPr>
+          <w:ilvl w:val="1"/>
+          <w:numId w:val="1"/>
+        </w:numPr>
+        <w:tabs>
+          <w:tab w:val="left" w:pos="978"/>
+        </w:tabs>
+        <w:jc w:val="both"/>
+      </w:pPr>
+      <w:r>
+        <w:lastRenderedPageBreak/>
+        <w:t>Ecran OLED 0,96 pouce I2C</w:t>
+      </w:r>
+    </w:p>
+    <w:p/>
+    <w:p>
+      <w:pPr>
+        <w:jc w:val="center"/>
+      </w:pPr>
+      <w:r>
+        <w:drawing>
+          <wp:inline distT="0" distB="0" distL="0" distR="0" wp14:anchorId="0D39ECF7" wp14:editId="02447F6C">
+            <wp:extent cx="2800741" cy="2981741"/>
+            <wp:effectExtent l="0" t="0" r="0" b="9525"/>
+            <wp:docPr id="1661448051" name="Image 1"/>
+            <wp:cNvGraphicFramePr>
+              <a:graphicFrameLocks xmlns:a="http://schemas.openxmlformats.org/drawingml/2006/main" noChangeAspect="1"/>
+            </wp:cNvGraphicFramePr>
+            <a:graphic xmlns:a="http://schemas.openxmlformats.org/drawingml/2006/main">
+              <a:graphicData uri="http://schemas.openxmlformats.org/drawingml/2006/picture">
+                <pic:pic xmlns:pic="http://schemas.openxmlformats.org/drawingml/2006/picture">
+                  <pic:nvPicPr>
+                    <pic:cNvPr id="1661448051" name=""/>
+                    <pic:cNvPicPr/>
+                  </pic:nvPicPr>
+                  <pic:blipFill>
+                    <a:blip r:embed="rId29"/>
+                    <a:stretch>
+                      <a:fillRect/>
+                    </a:stretch>
+                  </pic:blipFill>
+                  <pic:spPr>
+                    <a:xfrm>
+                      <a:off x="0" y="0"/>
+                      <a:ext cx="2800741" cy="2981741"/>
+                    </a:xfrm>
+                    <a:prstGeom prst="rect">
+                      <a:avLst/>
+                    </a:prstGeom>
+                  </pic:spPr>
+                </pic:pic>
+              </a:graphicData>
+            </a:graphic>
+          </wp:inline>
+        </w:drawing>
+      </w:r>
+    </w:p>
+    <w:p>
+      <w:pPr>
+        <w:pStyle w:val="Paragraphedeliste"/>
+        <w:numPr>
+          <w:ilvl w:val="0"/>
+          <w:numId w:val="6"/>
+        </w:numPr>
+        <w:jc w:val="both"/>
+      </w:pPr>
+      <w:r>
+        <w:t>VCC : 3,3V ou 5V (nous prendrons 3,3V)</w:t>
+      </w:r>
+    </w:p>
+    <w:p>
+      <w:pPr>
+        <w:pStyle w:val="Paragraphedeliste"/>
+        <w:numPr>
+          <w:ilvl w:val="0"/>
+          <w:numId w:val="6"/>
+        </w:numPr>
+        <w:jc w:val="both"/>
+      </w:pPr>
+      <w:r>
+        <w:t>GND</w:t>
+      </w:r>
+    </w:p>
+    <w:p>
+      <w:pPr>
+        <w:pStyle w:val="Paragraphedeliste"/>
+        <w:numPr>
+          <w:ilvl w:val="0"/>
+          <w:numId w:val="6"/>
+        </w:numPr>
+        <w:jc w:val="both"/>
+      </w:pPr>
+      <w:r>
+        <w:t>SCL : Clock</w:t>
+      </w:r>
+    </w:p>
+    <w:p>
+      <w:pPr>
+        <w:pStyle w:val="Paragraphedeliste"/>
+        <w:numPr>
+          <w:ilvl w:val="0"/>
+          <w:numId w:val="6"/>
+        </w:numPr>
+        <w:jc w:val="both"/>
+      </w:pPr>
+      <w:r>
+        <w:t>SDA : Ligne de données bidirectionnelle</w:t>
+      </w:r>
+    </w:p>
+    <w:p>
+      <w:pPr>
+        <w:jc w:val="center"/>
+      </w:pPr>
+      <w:r>
+        <w:drawing>
+          <wp:inline distT="0" distB="0" distL="0" distR="0" wp14:anchorId="2484E368" wp14:editId="1914D16B">
+            <wp:extent cx="1991003" cy="533474"/>
+            <wp:effectExtent l="0" t="0" r="9525" b="0"/>
+            <wp:docPr id="1993459683" name="Image 1"/>
+            <wp:cNvGraphicFramePr>
+              <a:graphicFrameLocks xmlns:a="http://schemas.openxmlformats.org/drawingml/2006/main" noChangeAspect="1"/>
+            </wp:cNvGraphicFramePr>
+            <a:graphic xmlns:a="http://schemas.openxmlformats.org/drawingml/2006/main">
+              <a:graphicData uri="http://schemas.openxmlformats.org/drawingml/2006/picture">
+                <pic:pic xmlns:pic="http://schemas.openxmlformats.org/drawingml/2006/picture">
+                  <pic:nvPicPr>
+                    <pic:cNvPr id="1993459683" name=""/>
+                    <pic:cNvPicPr/>
+                  </pic:nvPicPr>
+                  <pic:blipFill>
+                    <a:blip r:embed="rId30"/>
+                    <a:stretch>
+                      <a:fillRect/>
+                    </a:stretch>
+                  </pic:blipFill>
+                  <pic:spPr>
+                    <a:xfrm>
+                      <a:off x="0" y="0"/>
+                      <a:ext cx="1991003" cy="533474"/>
+                    </a:xfrm>
+                    <a:prstGeom prst="rect">
+                      <a:avLst/>
+                    </a:prstGeom>
+                  </pic:spPr>
+                </pic:pic>
+              </a:graphicData>
+            </a:graphic>
+          </wp:inline>
+        </w:drawing>
+      </w:r>
+    </w:p>
+    <w:p>
+      <w:pPr>
+        <w:jc w:val="center"/>
+      </w:pPr>
+      <w:r>
+        <w:drawing>
+          <wp:inline distT="0" distB="0" distL="0" distR="0" wp14:anchorId="3EC36A50" wp14:editId="69D260B1">
+            <wp:extent cx="4248743" cy="2457793"/>
+            <wp:effectExtent l="0" t="0" r="0" b="0"/>
+            <wp:docPr id="1604099711" name="Image 1"/>
+            <wp:cNvGraphicFramePr>
+              <a:graphicFrameLocks xmlns:a="http://schemas.openxmlformats.org/drawingml/2006/main" noChangeAspect="1"/>
+            </wp:cNvGraphicFramePr>
+            <a:graphic xmlns:a="http://schemas.openxmlformats.org/drawingml/2006/main">
+              <a:graphicData uri="http://schemas.openxmlformats.org/drawingml/2006/picture">
+                <pic:pic xmlns:pic="http://schemas.openxmlformats.org/drawingml/2006/picture">
+                  <pic:nvPicPr>
+                    <pic:cNvPr id="1604099711" name=""/>
+                    <pic:cNvPicPr/>
+                  </pic:nvPicPr>
+                  <pic:blipFill>
+                    <a:blip r:embed="rId31"/>
+                    <a:stretch>
+                      <a:fillRect/>
+                    </a:stretch>
+                  </pic:blipFill>
+                  <pic:spPr>
+                    <a:xfrm>
+                      <a:off x="0" y="0"/>
+                      <a:ext cx="4248743" cy="2457793"/>
+                    </a:xfrm>
+                    <a:prstGeom prst="rect">
+                      <a:avLst/>
+                    </a:prstGeom>
+                  </pic:spPr>
+                </pic:pic>
+              </a:graphicData>
+            </a:graphic>
+          </wp:inline>
+        </w:drawing>
+      </w:r>
+    </w:p>
+    <w:p>
+      <w:pPr>
+        <w:jc w:val="both"/>
+      </w:pPr>
+      <w:r>
+        <w:t xml:space="preserve">Il faudra tester la résistance en SDA et SCL. </w:t>
+      </w:r>
+      <w:r>
+        <w:t xml:space="preserve">Si </w:t>
+      </w:r>
+      <w:r>
+        <w:t xml:space="preserve">on </w:t>
+      </w:r>
+      <w:r>
+        <w:t>li</w:t>
+      </w:r>
+      <w:r>
+        <w:t>t</w:t>
+      </w:r>
+      <w:r>
+        <w:t xml:space="preserve"> environ 4,7 </w:t>
+      </w:r>
+      <w:proofErr w:type="spellStart"/>
+      <w:r>
+        <w:t>kΩ</w:t>
+      </w:r>
+      <w:proofErr w:type="spellEnd"/>
+      <w:r>
+        <w:t xml:space="preserve"> ou 10 </w:t>
+      </w:r>
+      <w:proofErr w:type="spellStart"/>
+      <w:r>
+        <w:t>kΩ</w:t>
+      </w:r>
+      <w:proofErr w:type="spellEnd"/>
+      <w:r>
+        <w:t>, ils existent déjà. Sinon,</w:t>
+      </w:r>
+      <w:r>
+        <w:t xml:space="preserve"> on</w:t>
+      </w:r>
+      <w:r>
+        <w:t xml:space="preserve"> </w:t>
+      </w:r>
+      <w:r>
+        <w:t>ajoute</w:t>
+      </w:r>
+      <w:r>
+        <w:t>ra</w:t>
+      </w:r>
+      <w:r>
+        <w:t xml:space="preserve"> 2 résistances de 4,7 </w:t>
+      </w:r>
+      <w:proofErr w:type="spellStart"/>
+      <w:r>
+        <w:t>kΩ</w:t>
+      </w:r>
+      <w:proofErr w:type="spellEnd"/>
+      <w:r>
+        <w:t xml:space="preserve"> vers 3V3</w:t>
+      </w:r>
+      <w:r>
+        <w:t>.</w:t>
+      </w:r>
+    </w:p>
+    <w:p>
+      <w:pPr>
+        <w:jc w:val="both"/>
+      </w:pPr>
+      <w:r>
+        <w:t xml:space="preserve">Comme suggéré précédemment, nous pourrons ajouter des résistances en série de faible impédance. </w:t>
+      </w:r>
+      <w:r>
+        <w:t xml:space="preserve">Un peu de 22 à 100 Ω en série sur SDA et SCL limitent les rebonds et protègent un </w:t>
+      </w:r>
+      <w:r>
+        <w:lastRenderedPageBreak/>
+        <w:t xml:space="preserve">peu contre les décharges. Pour un module à 5 cm de la carte, ce n’est pas nécessaire. </w:t>
+      </w:r>
+      <w:r>
+        <w:t>A garder</w:t>
+      </w:r>
+      <w:r>
+        <w:t xml:space="preserve"> si le câble est long ou</w:t>
+      </w:r>
+      <w:r>
+        <w:t xml:space="preserve"> si</w:t>
+      </w:r>
+      <w:r>
+        <w:t xml:space="preserve"> le connecteur </w:t>
+      </w:r>
+      <w:r>
+        <w:t xml:space="preserve">est </w:t>
+      </w:r>
+      <w:r>
+        <w:t>accessible de l’extérieur.</w:t>
+      </w:r>
+    </w:p>
+    <w:p>
+      <w:pPr>
+        <w:jc w:val="both"/>
+      </w:pPr>
+    </w:p>
+    <w:p>
+      <w:pPr>
+        <w:pStyle w:val="Titre2"/>
+        <w:numPr>
+          <w:ilvl w:val="1"/>
+          <w:numId w:val="1"/>
+        </w:numPr>
+        <w:tabs>
+          <w:tab w:val="left" w:pos="978"/>
+        </w:tabs>
+        <w:jc w:val="both"/>
+      </w:pPr>
+      <w:r>
+        <w:t>RTC</w:t>
+      </w:r>
+    </w:p>
+    <w:p>
+      <w:pPr>
+        <w:jc w:val="both"/>
+      </w:pPr>
+      <w:r>
+        <w:t>Intégrée à la STM32F4</w:t>
+      </w:r>
+      <w:r>
+        <w:t xml:space="preserve"> (p31 de la datasheet)</w:t>
+      </w:r>
+    </w:p>
+    <w:p>
+      <w:pPr>
+        <w:jc w:val="both"/>
+        <w:rPr>
+          <w:b/>
+          <w:bCs/>
+        </w:rPr>
+      </w:pPr>
+      <w:r>
+        <w:rPr>
+          <w:b/>
+          <w:bCs/>
+        </w:rPr>
+        <w:t xml:space="preserve">1. </w:t>
+      </w:r>
+      <w:r>
+        <w:rPr>
+          <w:rStyle w:val="Titre3Car"/>
+        </w:rPr>
+        <w:t xml:space="preserve">Configuration dans </w:t>
+      </w:r>
+      <w:proofErr w:type="spellStart"/>
+      <w:r>
+        <w:rPr>
+          <w:rStyle w:val="Titre3Car"/>
+        </w:rPr>
+        <w:t>CubeMX</w:t>
+      </w:r>
+      <w:proofErr w:type="spellEnd"/>
+    </w:p>
+    <w:p>
+      <w:pPr>
+        <w:jc w:val="both"/>
+        <w:rPr>
+          <w:lang w:val="en-US"/>
+        </w:rPr>
+      </w:pPr>
+      <w:r>
+        <w:rPr>
+          <w:b/>
+          <w:bCs/>
+          <w:lang w:val="en-US"/>
+        </w:rPr>
+        <w:t xml:space="preserve">System Core &gt; </w:t>
+      </w:r>
+      <w:proofErr w:type="gramStart"/>
+      <w:r>
+        <w:rPr>
+          <w:b/>
+          <w:bCs/>
+          <w:lang w:val="en-US"/>
+        </w:rPr>
+        <w:t>RCC</w:t>
+      </w:r>
+      <w:r>
+        <w:rPr>
+          <w:lang w:val="en-US"/>
+        </w:rPr>
+        <w:t xml:space="preserve"> :</w:t>
+      </w:r>
+      <w:proofErr w:type="gramEnd"/>
+      <w:r>
+        <w:rPr>
+          <w:lang w:val="en-US"/>
+        </w:rPr>
+        <w:t xml:space="preserve"> </w:t>
+      </w:r>
+      <w:r>
+        <w:rPr>
+          <w:i/>
+          <w:iCs/>
+          <w:lang w:val="en-US"/>
+        </w:rPr>
+        <w:t>Low Speed Clock (LSE)</w:t>
+      </w:r>
+      <w:r>
+        <w:rPr>
+          <w:lang w:val="en-US"/>
+        </w:rPr>
+        <w:t xml:space="preserve"> = </w:t>
+      </w:r>
+      <w:r>
+        <w:rPr>
+          <w:b/>
+          <w:bCs/>
+          <w:lang w:val="en-US"/>
+        </w:rPr>
+        <w:t>Crystal/Ceramic Resonator</w:t>
+      </w:r>
+      <w:r>
+        <w:rPr>
+          <w:lang w:val="en-US"/>
+        </w:rPr>
+        <w:t xml:space="preserve"> (</w:t>
+      </w:r>
+      <w:proofErr w:type="spellStart"/>
+      <w:r>
+        <w:rPr>
+          <w:lang w:val="en-US"/>
+        </w:rPr>
+        <w:t>ça</w:t>
+      </w:r>
+      <w:proofErr w:type="spellEnd"/>
+      <w:r>
+        <w:rPr>
+          <w:lang w:val="en-US"/>
+        </w:rPr>
+        <w:t xml:space="preserve"> </w:t>
+      </w:r>
+      <w:proofErr w:type="spellStart"/>
+      <w:r>
+        <w:rPr>
+          <w:lang w:val="en-US"/>
+        </w:rPr>
+        <w:t>réserve</w:t>
+      </w:r>
+      <w:proofErr w:type="spellEnd"/>
+      <w:r>
+        <w:rPr>
+          <w:lang w:val="en-US"/>
+        </w:rPr>
+        <w:t xml:space="preserve"> PC14/PC15 au quartz).</w:t>
+      </w:r>
+    </w:p>
+    <w:p>
+      <w:pPr>
+        <w:jc w:val="both"/>
+      </w:pPr>
+      <w:proofErr w:type="spellStart"/>
+      <w:r>
+        <w:rPr>
+          <w:b/>
+          <w:bCs/>
+        </w:rPr>
+        <w:t>Timers</w:t>
+      </w:r>
+      <w:proofErr w:type="spellEnd"/>
+      <w:r>
+        <w:rPr>
+          <w:b/>
+          <w:bCs/>
+        </w:rPr>
+        <w:t xml:space="preserve"> &gt; RTC</w:t>
+      </w:r>
+      <w:r>
+        <w:t xml:space="preserve"> : coche </w:t>
+      </w:r>
+      <w:proofErr w:type="spellStart"/>
+      <w:r>
+        <w:rPr>
+          <w:b/>
+          <w:bCs/>
+        </w:rPr>
+        <w:t>Activate</w:t>
+      </w:r>
+      <w:proofErr w:type="spellEnd"/>
+      <w:r>
+        <w:rPr>
+          <w:b/>
+          <w:bCs/>
+        </w:rPr>
+        <w:t xml:space="preserve"> Clock Source</w:t>
+      </w:r>
+      <w:r>
+        <w:t xml:space="preserve"> et </w:t>
+      </w:r>
+      <w:proofErr w:type="spellStart"/>
+      <w:r>
+        <w:rPr>
+          <w:b/>
+          <w:bCs/>
+        </w:rPr>
+        <w:t>Activate</w:t>
+      </w:r>
+      <w:proofErr w:type="spellEnd"/>
+      <w:r>
+        <w:rPr>
+          <w:b/>
+          <w:bCs/>
+        </w:rPr>
+        <w:t xml:space="preserve"> </w:t>
+      </w:r>
+      <w:proofErr w:type="spellStart"/>
+      <w:r>
+        <w:rPr>
+          <w:b/>
+          <w:bCs/>
+        </w:rPr>
+        <w:t>Calendar</w:t>
+      </w:r>
+      <w:proofErr w:type="spellEnd"/>
+      <w:r>
+        <w:t>.</w:t>
+      </w:r>
+    </w:p>
+    <w:p>
+      <w:pPr>
+        <w:jc w:val="both"/>
+      </w:pPr>
+      <w:r>
+        <w:rPr>
+          <w:b/>
+          <w:bCs/>
+        </w:rPr>
+        <w:t>Clock Configuration</w:t>
+      </w:r>
+      <w:r>
+        <w:t xml:space="preserve"> : vérifie que la source de l’RTC est bien </w:t>
+      </w:r>
+      <w:r>
+        <w:rPr>
+          <w:b/>
+          <w:bCs/>
+        </w:rPr>
+        <w:t>LSE</w:t>
+      </w:r>
+      <w:r>
+        <w:t>.</w:t>
+      </w:r>
+    </w:p>
+    <w:p>
+      <w:pPr>
+        <w:jc w:val="both"/>
+      </w:pPr>
+      <w:r>
+        <w:t xml:space="preserve">Dans les paramètres de l’RTC, garde les valeurs par défaut pour un quartz de 32,768 kHz : </w:t>
+      </w:r>
+      <w:proofErr w:type="spellStart"/>
+      <w:r>
+        <w:rPr>
+          <w:i/>
+          <w:iCs/>
+        </w:rPr>
+        <w:t>Asynchronous</w:t>
+      </w:r>
+      <w:proofErr w:type="spellEnd"/>
+      <w:r>
+        <w:rPr>
+          <w:i/>
+          <w:iCs/>
+        </w:rPr>
+        <w:t xml:space="preserve"> </w:t>
+      </w:r>
+      <w:proofErr w:type="spellStart"/>
+      <w:r>
+        <w:rPr>
+          <w:i/>
+          <w:iCs/>
+        </w:rPr>
+        <w:t>Predivider</w:t>
+      </w:r>
+      <w:proofErr w:type="spellEnd"/>
+      <w:r>
+        <w:t xml:space="preserve"> = 127, </w:t>
+      </w:r>
+      <w:proofErr w:type="spellStart"/>
+      <w:r>
+        <w:rPr>
+          <w:i/>
+          <w:iCs/>
+        </w:rPr>
+        <w:t>Synchronous</w:t>
+      </w:r>
+      <w:proofErr w:type="spellEnd"/>
+      <w:r>
+        <w:rPr>
+          <w:i/>
+          <w:iCs/>
+        </w:rPr>
+        <w:t xml:space="preserve"> </w:t>
+      </w:r>
+      <w:proofErr w:type="spellStart"/>
+      <w:r>
+        <w:rPr>
+          <w:i/>
+          <w:iCs/>
+        </w:rPr>
+        <w:t>Predivider</w:t>
+      </w:r>
+      <w:proofErr w:type="spellEnd"/>
+      <w:r>
+        <w:t xml:space="preserve"> = 255. Ça donne exactement 1 Hz pour le calendrier. Format 24 h.</w:t>
+      </w:r>
+    </w:p>
+    <w:p>
+      <w:pPr>
+        <w:jc w:val="both"/>
+      </w:pPr>
+    </w:p>
+    <w:p>
+      <w:pPr>
+        <w:jc w:val="both"/>
+        <w:rPr>
+          <w:b/>
+          <w:bCs/>
+        </w:rPr>
+      </w:pPr>
+      <w:r>
+        <w:rPr>
+          <w:b/>
+          <w:bCs/>
+        </w:rPr>
+        <w:t>2</w:t>
+      </w:r>
+      <w:r>
+        <w:rPr>
+          <w:rStyle w:val="Titre3Car"/>
+        </w:rPr>
+        <w:t>. Régler l’heure (une seule fois)</w:t>
+      </w:r>
+    </w:p>
+    <w:p>
+      <w:pPr>
+        <w:jc w:val="both"/>
+        <w:rPr>
+          <w:b/>
+          <w:bCs/>
+        </w:rPr>
+      </w:pPr>
+      <w:r>
+        <w:t xml:space="preserve">L’astuce : utiliser un registre de sauvegarde comme témoin, pour ne pas réécrire l’heure à chaque reset. </w:t>
+      </w:r>
+      <w:proofErr w:type="spellStart"/>
+      <w:r>
+        <w:t>CubeMX</w:t>
+      </w:r>
+      <w:proofErr w:type="spellEnd"/>
+      <w:r>
+        <w:t xml:space="preserve"> génère déjà ce test dans </w:t>
+      </w:r>
+      <w:proofErr w:type="spellStart"/>
+      <w:r>
+        <w:t>MX_RTC_</w:t>
+      </w:r>
+      <w:proofErr w:type="gramStart"/>
+      <w:r>
+        <w:t>Init</w:t>
+      </w:r>
+      <w:proofErr w:type="spellEnd"/>
+      <w:r>
+        <w:t>(</w:t>
+      </w:r>
+      <w:proofErr w:type="gramEnd"/>
+      <w:r>
+        <w:t>), mais voici le principe :</w:t>
+      </w:r>
+    </w:p>
+    <w:p>
+      <w:pPr>
+        <w:jc w:val="both"/>
+        <w:rPr>
+          <w:lang w:val="en-US"/>
+        </w:rPr>
+      </w:pPr>
+      <w:r>
+        <w:rPr>
+          <w:lang w:val="en-US"/>
+        </w:rPr>
+        <w:t>#define RTC_MAGIC 0x32F2</w:t>
+      </w:r>
+    </w:p>
+    <w:p>
+      <w:pPr>
+        <w:jc w:val="both"/>
+        <w:rPr>
+          <w:lang w:val="en-US"/>
+        </w:rPr>
+      </w:pPr>
+    </w:p>
+    <w:p>
+      <w:pPr>
+        <w:jc w:val="both"/>
+        <w:rPr>
+          <w:lang w:val="en-US"/>
+        </w:rPr>
+      </w:pPr>
+      <w:r>
+        <w:rPr>
+          <w:lang w:val="en-US"/>
+        </w:rPr>
+        <w:t>if (</w:t>
+      </w:r>
+      <w:proofErr w:type="spellStart"/>
+      <w:r>
+        <w:rPr>
+          <w:lang w:val="en-US"/>
+        </w:rPr>
+        <w:t>HAL_RTCEx_</w:t>
+      </w:r>
+      <w:proofErr w:type="gramStart"/>
+      <w:r>
+        <w:rPr>
+          <w:lang w:val="en-US"/>
+        </w:rPr>
+        <w:t>BKUPRead</w:t>
+      </w:r>
+      <w:proofErr w:type="spellEnd"/>
+      <w:r>
+        <w:rPr>
+          <w:lang w:val="en-US"/>
+        </w:rPr>
+        <w:t>(</w:t>
+      </w:r>
+      <w:proofErr w:type="gramEnd"/>
+      <w:r>
+        <w:rPr>
+          <w:lang w:val="en-US"/>
+        </w:rPr>
+        <w:t>&amp;</w:t>
+      </w:r>
+      <w:proofErr w:type="spellStart"/>
+      <w:r>
+        <w:rPr>
+          <w:lang w:val="en-US"/>
+        </w:rPr>
+        <w:t>hrtc</w:t>
+      </w:r>
+      <w:proofErr w:type="spellEnd"/>
+      <w:r>
+        <w:rPr>
+          <w:lang w:val="en-US"/>
+        </w:rPr>
+        <w:t>, RTC_BKP_DR0</w:t>
+      </w:r>
+      <w:proofErr w:type="gramStart"/>
+      <w:r>
+        <w:rPr>
+          <w:lang w:val="en-US"/>
+        </w:rPr>
+        <w:t>) !</w:t>
+      </w:r>
+      <w:proofErr w:type="gramEnd"/>
+      <w:r>
+        <w:rPr>
+          <w:lang w:val="en-US"/>
+        </w:rPr>
+        <w:t>= RTC_MAGIC)</w:t>
+      </w:r>
+    </w:p>
+    <w:p>
+      <w:pPr>
+        <w:jc w:val="both"/>
+        <w:rPr>
+          <w:lang w:val="en-US"/>
+        </w:rPr>
+      </w:pPr>
+      <w:r>
+        <w:rPr>
+          <w:lang w:val="en-US"/>
+        </w:rPr>
+        <w:t>{</w:t>
+      </w:r>
+    </w:p>
+    <w:p>
+      <w:pPr>
+        <w:jc w:val="both"/>
+        <w:rPr>
+          <w:lang w:val="en-US"/>
+        </w:rPr>
+      </w:pPr>
+      <w:r>
+        <w:rPr>
+          <w:lang w:val="en-US"/>
+        </w:rPr>
+        <w:t xml:space="preserve">    </w:t>
+      </w:r>
+      <w:proofErr w:type="spellStart"/>
+      <w:r>
+        <w:rPr>
+          <w:lang w:val="en-US"/>
+        </w:rPr>
+        <w:t>RTC_TimeTypeDef</w:t>
+      </w:r>
+      <w:proofErr w:type="spellEnd"/>
+      <w:r>
+        <w:rPr>
+          <w:lang w:val="en-US"/>
+        </w:rPr>
+        <w:t xml:space="preserve"> </w:t>
+      </w:r>
+      <w:proofErr w:type="spellStart"/>
+      <w:r>
+        <w:rPr>
+          <w:lang w:val="en-US"/>
+        </w:rPr>
+        <w:t>sTime</w:t>
+      </w:r>
+      <w:proofErr w:type="spellEnd"/>
+      <w:r>
+        <w:rPr>
+          <w:lang w:val="en-US"/>
+        </w:rPr>
+        <w:t xml:space="preserve"> = {0};</w:t>
+      </w:r>
+    </w:p>
+    <w:p>
+      <w:pPr>
+        <w:jc w:val="both"/>
+        <w:rPr>
+          <w:lang w:val="en-US"/>
+        </w:rPr>
+      </w:pPr>
+      <w:r>
+        <w:rPr>
+          <w:lang w:val="en-US"/>
+        </w:rPr>
+        <w:t xml:space="preserve">    </w:t>
+      </w:r>
+      <w:proofErr w:type="spellStart"/>
+      <w:r>
+        <w:rPr>
+          <w:lang w:val="en-US"/>
+        </w:rPr>
+        <w:t>RTC_DateTypeDef</w:t>
+      </w:r>
+      <w:proofErr w:type="spellEnd"/>
+      <w:r>
+        <w:rPr>
+          <w:lang w:val="en-US"/>
+        </w:rPr>
+        <w:t xml:space="preserve"> </w:t>
+      </w:r>
+      <w:proofErr w:type="spellStart"/>
+      <w:r>
+        <w:rPr>
+          <w:lang w:val="en-US"/>
+        </w:rPr>
+        <w:t>sDate</w:t>
+      </w:r>
+      <w:proofErr w:type="spellEnd"/>
+      <w:r>
+        <w:rPr>
+          <w:lang w:val="en-US"/>
+        </w:rPr>
+        <w:t xml:space="preserve"> = {0};</w:t>
+      </w:r>
+    </w:p>
+    <w:p>
+      <w:pPr>
+        <w:jc w:val="both"/>
+        <w:rPr>
+          <w:lang w:val="en-US"/>
+        </w:rPr>
+      </w:pPr>
+    </w:p>
+    <w:p>
+      <w:pPr>
+        <w:jc w:val="both"/>
+        <w:rPr>
+          <w:lang w:val="en-US"/>
+        </w:rPr>
+      </w:pPr>
+      <w:r>
+        <w:rPr>
+          <w:lang w:val="en-US"/>
+        </w:rPr>
+        <w:t xml:space="preserve">    </w:t>
+      </w:r>
+      <w:proofErr w:type="spellStart"/>
+      <w:r>
+        <w:rPr>
+          <w:lang w:val="en-US"/>
+        </w:rPr>
+        <w:t>sTime.Hours</w:t>
+      </w:r>
+      <w:proofErr w:type="spellEnd"/>
+      <w:r>
+        <w:rPr>
+          <w:lang w:val="en-US"/>
+        </w:rPr>
+        <w:t xml:space="preserve"> = 14; </w:t>
+      </w:r>
+      <w:proofErr w:type="spellStart"/>
+      <w:r>
+        <w:rPr>
+          <w:lang w:val="en-US"/>
+        </w:rPr>
+        <w:t>sTime.Minutes</w:t>
+      </w:r>
+      <w:proofErr w:type="spellEnd"/>
+      <w:r>
+        <w:rPr>
+          <w:lang w:val="en-US"/>
+        </w:rPr>
+        <w:t xml:space="preserve"> = 30; </w:t>
+      </w:r>
+      <w:proofErr w:type="spellStart"/>
+      <w:r>
+        <w:rPr>
+          <w:lang w:val="en-US"/>
+        </w:rPr>
+        <w:t>sTime.Seconds</w:t>
+      </w:r>
+      <w:proofErr w:type="spellEnd"/>
+      <w:r>
+        <w:rPr>
+          <w:lang w:val="en-US"/>
+        </w:rPr>
+        <w:t xml:space="preserve"> = 0;</w:t>
+      </w:r>
+    </w:p>
+    <w:p>
+      <w:pPr>
+        <w:jc w:val="both"/>
+        <w:rPr>
+          <w:lang w:val="en-US"/>
+        </w:rPr>
+      </w:pPr>
+      <w:r>
+        <w:rPr>
+          <w:lang w:val="en-US"/>
+        </w:rPr>
+        <w:t xml:space="preserve">    </w:t>
+      </w:r>
+      <w:proofErr w:type="spellStart"/>
+      <w:r>
+        <w:rPr>
+          <w:lang w:val="en-US"/>
+        </w:rPr>
+        <w:t>HAL_RTC_</w:t>
+      </w:r>
+      <w:proofErr w:type="gramStart"/>
+      <w:r>
+        <w:rPr>
+          <w:lang w:val="en-US"/>
+        </w:rPr>
+        <w:t>SetTime</w:t>
+      </w:r>
+      <w:proofErr w:type="spellEnd"/>
+      <w:r>
+        <w:rPr>
+          <w:lang w:val="en-US"/>
+        </w:rPr>
+        <w:t>(</w:t>
+      </w:r>
+      <w:proofErr w:type="gramEnd"/>
+      <w:r>
+        <w:rPr>
+          <w:lang w:val="en-US"/>
+        </w:rPr>
+        <w:t>&amp;</w:t>
+      </w:r>
+      <w:proofErr w:type="spellStart"/>
+      <w:r>
+        <w:rPr>
+          <w:lang w:val="en-US"/>
+        </w:rPr>
+        <w:t>hrtc</w:t>
+      </w:r>
+      <w:proofErr w:type="spellEnd"/>
+      <w:r>
+        <w:rPr>
+          <w:lang w:val="en-US"/>
+        </w:rPr>
+        <w:t>, &amp;</w:t>
+      </w:r>
+      <w:proofErr w:type="spellStart"/>
+      <w:r>
+        <w:rPr>
+          <w:lang w:val="en-US"/>
+        </w:rPr>
+        <w:t>sTime</w:t>
+      </w:r>
+      <w:proofErr w:type="spellEnd"/>
+      <w:r>
+        <w:rPr>
+          <w:lang w:val="en-US"/>
+        </w:rPr>
+        <w:t>, RTC_FORMAT_BIN);</w:t>
+      </w:r>
+    </w:p>
+    <w:p>
+      <w:pPr>
+        <w:jc w:val="both"/>
+        <w:rPr>
+          <w:lang w:val="en-US"/>
+        </w:rPr>
+      </w:pPr>
+    </w:p>
+    <w:p>
+      <w:pPr>
+        <w:jc w:val="both"/>
+        <w:rPr>
+          <w:lang w:val="en-US"/>
+        </w:rPr>
+      </w:pPr>
+      <w:r>
+        <w:rPr>
+          <w:lang w:val="en-US"/>
+        </w:rPr>
+        <w:t xml:space="preserve">    </w:t>
+      </w:r>
+      <w:proofErr w:type="spellStart"/>
+      <w:r>
+        <w:rPr>
+          <w:lang w:val="en-US"/>
+        </w:rPr>
+        <w:t>sDate.WeekDay</w:t>
+      </w:r>
+      <w:proofErr w:type="spellEnd"/>
+      <w:r>
+        <w:rPr>
+          <w:lang w:val="en-US"/>
+        </w:rPr>
+        <w:t xml:space="preserve"> = RTC_WEEKDAY_THURSDAY;</w:t>
+      </w:r>
+    </w:p>
+    <w:p>
+      <w:pPr>
+        <w:jc w:val="both"/>
+        <w:rPr>
+          <w:lang w:val="en-US"/>
+        </w:rPr>
+      </w:pPr>
+      <w:r>
+        <w:rPr>
+          <w:lang w:val="en-US"/>
+        </w:rPr>
+        <w:t xml:space="preserve">    </w:t>
+      </w:r>
+      <w:proofErr w:type="spellStart"/>
+      <w:r>
+        <w:rPr>
+          <w:lang w:val="en-US"/>
+        </w:rPr>
+        <w:t>sDate.Month</w:t>
+      </w:r>
+      <w:proofErr w:type="spellEnd"/>
+      <w:r>
+        <w:rPr>
+          <w:lang w:val="en-US"/>
+        </w:rPr>
+        <w:t xml:space="preserve">   = RTC_MONTH_OCTOBER;</w:t>
+      </w:r>
+    </w:p>
+    <w:p>
+      <w:pPr>
+        <w:jc w:val="both"/>
+        <w:rPr>
+          <w:lang w:val="en-US"/>
+        </w:rPr>
+      </w:pPr>
+      <w:r>
+        <w:rPr>
+          <w:lang w:val="en-US"/>
+        </w:rPr>
+        <w:t xml:space="preserve">    </w:t>
+      </w:r>
+      <w:proofErr w:type="spellStart"/>
+      <w:r>
+        <w:rPr>
+          <w:lang w:val="en-US"/>
+        </w:rPr>
+        <w:t>sDate.Date</w:t>
+      </w:r>
+      <w:proofErr w:type="spellEnd"/>
+      <w:r>
+        <w:rPr>
+          <w:lang w:val="en-US"/>
+        </w:rPr>
+        <w:t xml:space="preserve">    = 8;</w:t>
+      </w:r>
+    </w:p>
+    <w:p>
+      <w:pPr>
+        <w:jc w:val="both"/>
+        <w:rPr>
+          <w:lang w:val="en-US"/>
+        </w:rPr>
+      </w:pPr>
+      <w:r>
+        <w:rPr>
+          <w:lang w:val="en-US"/>
+        </w:rPr>
+        <w:t xml:space="preserve">    </w:t>
+      </w:r>
+      <w:proofErr w:type="spellStart"/>
+      <w:r>
+        <w:rPr>
+          <w:lang w:val="en-US"/>
+        </w:rPr>
+        <w:t>sDate.Year</w:t>
+      </w:r>
+      <w:proofErr w:type="spellEnd"/>
+      <w:r>
+        <w:rPr>
+          <w:lang w:val="en-US"/>
+        </w:rPr>
+        <w:t xml:space="preserve">    = </w:t>
+      </w:r>
+      <w:proofErr w:type="gramStart"/>
+      <w:r>
+        <w:rPr>
+          <w:lang w:val="en-US"/>
+        </w:rPr>
+        <w:t xml:space="preserve">26;   </w:t>
+      </w:r>
+      <w:proofErr w:type="gramEnd"/>
+      <w:r>
+        <w:rPr>
+          <w:lang w:val="en-US"/>
+        </w:rPr>
+        <w:t xml:space="preserve">              /* 2000 + 26 */</w:t>
+      </w:r>
+    </w:p>
+    <w:p>
+      <w:pPr>
+        <w:jc w:val="both"/>
+        <w:rPr>
+          <w:lang w:val="en-US"/>
+        </w:rPr>
+      </w:pPr>
+      <w:r>
+        <w:rPr>
+          <w:lang w:val="en-US"/>
+        </w:rPr>
+        <w:t xml:space="preserve">    </w:t>
+      </w:r>
+      <w:proofErr w:type="spellStart"/>
+      <w:r>
+        <w:rPr>
+          <w:lang w:val="en-US"/>
+        </w:rPr>
+        <w:t>HAL_RTC_</w:t>
+      </w:r>
+      <w:proofErr w:type="gramStart"/>
+      <w:r>
+        <w:rPr>
+          <w:lang w:val="en-US"/>
+        </w:rPr>
+        <w:t>SetDate</w:t>
+      </w:r>
+      <w:proofErr w:type="spellEnd"/>
+      <w:r>
+        <w:rPr>
+          <w:lang w:val="en-US"/>
+        </w:rPr>
+        <w:t>(</w:t>
+      </w:r>
+      <w:proofErr w:type="gramEnd"/>
+      <w:r>
+        <w:rPr>
+          <w:lang w:val="en-US"/>
+        </w:rPr>
+        <w:t>&amp;</w:t>
+      </w:r>
+      <w:proofErr w:type="spellStart"/>
+      <w:r>
+        <w:rPr>
+          <w:lang w:val="en-US"/>
+        </w:rPr>
+        <w:t>hrtc</w:t>
+      </w:r>
+      <w:proofErr w:type="spellEnd"/>
+      <w:r>
+        <w:rPr>
+          <w:lang w:val="en-US"/>
+        </w:rPr>
+        <w:t>, &amp;</w:t>
+      </w:r>
+      <w:proofErr w:type="spellStart"/>
+      <w:r>
+        <w:rPr>
+          <w:lang w:val="en-US"/>
+        </w:rPr>
+        <w:t>sDate</w:t>
+      </w:r>
+      <w:proofErr w:type="spellEnd"/>
+      <w:r>
+        <w:rPr>
+          <w:lang w:val="en-US"/>
+        </w:rPr>
+        <w:t>, RTC_FORMAT_BIN);</w:t>
+      </w:r>
+    </w:p>
+    <w:p>
+      <w:pPr>
+        <w:jc w:val="both"/>
+        <w:rPr>
+          <w:lang w:val="en-US"/>
+        </w:rPr>
+      </w:pPr>
+      <w:r>
+        <w:rPr>
+          <w:lang w:val="en-US"/>
+        </w:rPr>
+        <w:t xml:space="preserve">    </w:t>
+      </w:r>
+      <w:proofErr w:type="spellStart"/>
+      <w:r>
+        <w:rPr>
+          <w:lang w:val="en-US"/>
+        </w:rPr>
+        <w:t>HAL_RTCEx_</w:t>
+      </w:r>
+      <w:proofErr w:type="gramStart"/>
+      <w:r>
+        <w:rPr>
+          <w:lang w:val="en-US"/>
+        </w:rPr>
+        <w:t>BKUPWrite</w:t>
+      </w:r>
+      <w:proofErr w:type="spellEnd"/>
+      <w:r>
+        <w:rPr>
+          <w:lang w:val="en-US"/>
+        </w:rPr>
+        <w:t>(</w:t>
+      </w:r>
+      <w:proofErr w:type="gramEnd"/>
+      <w:r>
+        <w:rPr>
+          <w:lang w:val="en-US"/>
+        </w:rPr>
+        <w:t>&amp;</w:t>
+      </w:r>
+      <w:proofErr w:type="spellStart"/>
+      <w:r>
+        <w:rPr>
+          <w:lang w:val="en-US"/>
+        </w:rPr>
+        <w:t>hrtc</w:t>
+      </w:r>
+      <w:proofErr w:type="spellEnd"/>
+      <w:r>
+        <w:rPr>
+          <w:lang w:val="en-US"/>
+        </w:rPr>
+        <w:t>, RTC_BKP_DR0, RTC_MAGIC);</w:t>
+      </w:r>
+    </w:p>
+    <w:p>
+      <w:pPr>
+        <w:jc w:val="both"/>
+      </w:pPr>
+      <w:r>
+        <w:lastRenderedPageBreak/>
+        <w:t>}</w:t>
+      </w:r>
+    </w:p>
+    <w:p>
+      <w:pPr>
+        <w:jc w:val="both"/>
+      </w:pPr>
+      <w:r>
+        <w:t>Tant que la pile (via VBAT) ou le 3,3 V maintient le domaine de sauvegarde, le registre garde la valeur et l’heure n’est plus réécrite.</w:t>
+      </w:r>
+    </w:p>
+    <w:p>
+      <w:pPr>
+        <w:jc w:val="both"/>
+      </w:pPr>
+    </w:p>
+    <w:p>
+      <w:pPr>
+        <w:pStyle w:val="Titre3"/>
+        <w:jc w:val="both"/>
+        <w:rPr>
+          <w:lang w:val="en-US"/>
+        </w:rPr>
+      </w:pPr>
+      <w:r>
+        <w:rPr>
+          <w:lang w:val="en-US"/>
+        </w:rPr>
+        <w:t xml:space="preserve">3. Lire </w:t>
+      </w:r>
+      <w:proofErr w:type="spellStart"/>
+      <w:r>
+        <w:rPr>
+          <w:lang w:val="en-US"/>
+        </w:rPr>
+        <w:t>l’heure</w:t>
+      </w:r>
+      <w:proofErr w:type="spellEnd"/>
+    </w:p>
+    <w:p>
+      <w:pPr>
+        <w:jc w:val="both"/>
+        <w:rPr>
+          <w:lang w:val="en-US"/>
+        </w:rPr>
+      </w:pPr>
+    </w:p>
+    <w:p>
+      <w:pPr>
+        <w:jc w:val="both"/>
+        <w:rPr>
+          <w:lang w:val="en-US"/>
+        </w:rPr>
+      </w:pPr>
+      <w:proofErr w:type="spellStart"/>
+      <w:r>
+        <w:rPr>
+          <w:lang w:val="en-US"/>
+        </w:rPr>
+        <w:t>RTC_TimeTypeDef</w:t>
+      </w:r>
+      <w:proofErr w:type="spellEnd"/>
+      <w:r>
+        <w:rPr>
+          <w:lang w:val="en-US"/>
+        </w:rPr>
+        <w:t xml:space="preserve"> </w:t>
+      </w:r>
+      <w:proofErr w:type="spellStart"/>
+      <w:r>
+        <w:rPr>
+          <w:lang w:val="en-US"/>
+        </w:rPr>
+        <w:t>sTime</w:t>
+      </w:r>
+      <w:proofErr w:type="spellEnd"/>
+      <w:r>
+        <w:rPr>
+          <w:lang w:val="en-US"/>
+        </w:rPr>
+        <w:t>;</w:t>
+      </w:r>
+    </w:p>
+    <w:p>
+      <w:pPr>
+        <w:jc w:val="both"/>
+        <w:rPr>
+          <w:lang w:val="en-US"/>
+        </w:rPr>
+      </w:pPr>
+      <w:proofErr w:type="spellStart"/>
+      <w:r>
+        <w:rPr>
+          <w:lang w:val="en-US"/>
+        </w:rPr>
+        <w:t>RTC_DateTypeDef</w:t>
+      </w:r>
+      <w:proofErr w:type="spellEnd"/>
+      <w:r>
+        <w:rPr>
+          <w:lang w:val="en-US"/>
+        </w:rPr>
+        <w:t xml:space="preserve"> </w:t>
+      </w:r>
+      <w:proofErr w:type="spellStart"/>
+      <w:r>
+        <w:rPr>
+          <w:lang w:val="en-US"/>
+        </w:rPr>
+        <w:t>sDate</w:t>
+      </w:r>
+      <w:proofErr w:type="spellEnd"/>
+      <w:r>
+        <w:rPr>
+          <w:lang w:val="en-US"/>
+        </w:rPr>
+        <w:t>;</w:t>
+      </w:r>
+    </w:p>
+    <w:p>
+      <w:pPr>
+        <w:jc w:val="both"/>
+        <w:rPr>
+          <w:lang w:val="en-US"/>
+        </w:rPr>
+      </w:pPr>
+    </w:p>
+    <w:p>
+      <w:pPr>
+        <w:jc w:val="both"/>
+        <w:rPr>
+          <w:lang w:val="en-US"/>
+        </w:rPr>
+      </w:pPr>
+      <w:proofErr w:type="spellStart"/>
+      <w:r>
+        <w:rPr>
+          <w:lang w:val="en-US"/>
+        </w:rPr>
+        <w:t>HAL_RTC_</w:t>
+      </w:r>
+      <w:proofErr w:type="gramStart"/>
+      <w:r>
+        <w:rPr>
+          <w:lang w:val="en-US"/>
+        </w:rPr>
+        <w:t>GetTime</w:t>
+      </w:r>
+      <w:proofErr w:type="spellEnd"/>
+      <w:r>
+        <w:rPr>
+          <w:lang w:val="en-US"/>
+        </w:rPr>
+        <w:t>(</w:t>
+      </w:r>
+      <w:proofErr w:type="gramEnd"/>
+      <w:r>
+        <w:rPr>
+          <w:lang w:val="en-US"/>
+        </w:rPr>
+        <w:t>&amp;</w:t>
+      </w:r>
+      <w:proofErr w:type="spellStart"/>
+      <w:r>
+        <w:rPr>
+          <w:lang w:val="en-US"/>
+        </w:rPr>
+        <w:t>hrtc</w:t>
+      </w:r>
+      <w:proofErr w:type="spellEnd"/>
+      <w:r>
+        <w:rPr>
+          <w:lang w:val="en-US"/>
+        </w:rPr>
+        <w:t>, &amp;</w:t>
+      </w:r>
+      <w:proofErr w:type="spellStart"/>
+      <w:r>
+        <w:rPr>
+          <w:lang w:val="en-US"/>
+        </w:rPr>
+        <w:t>sTime</w:t>
+      </w:r>
+      <w:proofErr w:type="spellEnd"/>
+      <w:r>
+        <w:rPr>
+          <w:lang w:val="en-US"/>
+        </w:rPr>
+        <w:t>, RTC_FORMAT_BIN);</w:t>
+      </w:r>
+    </w:p>
+    <w:p>
+      <w:pPr>
+        <w:jc w:val="both"/>
+      </w:pPr>
+      <w:proofErr w:type="spellStart"/>
+      <w:r>
+        <w:t>HAL_RTC_</w:t>
+      </w:r>
+      <w:proofErr w:type="gramStart"/>
+      <w:r>
+        <w:t>GetDate</w:t>
+      </w:r>
+      <w:proofErr w:type="spellEnd"/>
+      <w:r>
+        <w:t>(</w:t>
+      </w:r>
+      <w:proofErr w:type="gramEnd"/>
+      <w:r>
+        <w:t>&amp;</w:t>
+      </w:r>
+      <w:proofErr w:type="spellStart"/>
+      <w:r>
+        <w:t>hrtc</w:t>
+      </w:r>
+      <w:proofErr w:type="spellEnd"/>
+      <w:r>
+        <w:t>, &amp;</w:t>
+      </w:r>
+      <w:proofErr w:type="spellStart"/>
+      <w:r>
+        <w:t>sDate</w:t>
+      </w:r>
+      <w:proofErr w:type="spellEnd"/>
+      <w:r>
+        <w:t>, RTC_FORMAT_BIN</w:t>
+      </w:r>
+      <w:proofErr w:type="gramStart"/>
+      <w:r>
+        <w:t xml:space="preserve">);   </w:t>
+      </w:r>
+      <w:proofErr w:type="gramEnd"/>
+      <w:r>
+        <w:t xml:space="preserve">/* toujours après </w:t>
+      </w:r>
+      <w:proofErr w:type="spellStart"/>
+      <w:r>
+        <w:t>GetTime</w:t>
+      </w:r>
+      <w:proofErr w:type="spellEnd"/>
+      <w:r>
+        <w:t xml:space="preserve"> */</w:t>
+      </w:r>
+    </w:p>
+    <w:p>
+      <w:pPr>
+        <w:jc w:val="both"/>
+      </w:pPr>
+    </w:p>
+    <w:p>
+      <w:pPr>
+        <w:jc w:val="both"/>
+      </w:pPr>
+      <w:r>
+        <w:t xml:space="preserve">Toujours lire l’heure d’abord, puis la date : c’est ce qui débloque les registres « </w:t>
+      </w:r>
+      <w:proofErr w:type="spellStart"/>
+      <w:r>
+        <w:t>shadow</w:t>
+      </w:r>
+      <w:proofErr w:type="spellEnd"/>
+      <w:r>
+        <w:t xml:space="preserve"> ». Si tu inverses, la date reste figée. L’année va de 0 à 99 (donc 2000 + </w:t>
+      </w:r>
+      <w:proofErr w:type="spellStart"/>
+      <w:r>
+        <w:t>sDate.Year</w:t>
+      </w:r>
+      <w:proofErr w:type="spellEnd"/>
+      <w:r>
+        <w:t>).</w:t>
+      </w:r>
+    </w:p>
+    <w:p>
+      <w:pPr>
+        <w:jc w:val="both"/>
+      </w:pPr>
+    </w:p>
+    <w:p>
+      <w:pPr>
+        <w:pStyle w:val="Titre3"/>
+        <w:jc w:val="both"/>
+      </w:pPr>
+      <w:r>
+        <w:t>4. Alarme et réveil (optionnels)</w:t>
+      </w:r>
+    </w:p>
+    <w:p>
+      <w:pPr>
+        <w:jc w:val="both"/>
+      </w:pPr>
+      <w:r>
+        <w:t>Alarme A ou B</w:t>
+      </w:r>
+      <w:r>
+        <w:t xml:space="preserve"> : </w:t>
+      </w:r>
+      <w:proofErr w:type="spellStart"/>
+      <w:r>
+        <w:t>HAL_RTC_SetAlarm_</w:t>
+      </w:r>
+      <w:proofErr w:type="gramStart"/>
+      <w:r>
+        <w:t>IT</w:t>
+      </w:r>
+      <w:proofErr w:type="spellEnd"/>
+      <w:r>
+        <w:t>(</w:t>
+      </w:r>
+      <w:proofErr w:type="gramEnd"/>
+      <w:r>
+        <w:t xml:space="preserve">) avec une structure </w:t>
+      </w:r>
+      <w:proofErr w:type="spellStart"/>
+      <w:r>
+        <w:t>RTC_AlarmTypeDef</w:t>
+      </w:r>
+      <w:proofErr w:type="spellEnd"/>
+      <w:r>
+        <w:t xml:space="preserve">. Active l’interruption </w:t>
+      </w:r>
+      <w:proofErr w:type="spellStart"/>
+      <w:r>
+        <w:t>RTC_Alarm_IRQn</w:t>
+      </w:r>
+      <w:proofErr w:type="spellEnd"/>
+      <w:r>
+        <w:t xml:space="preserve"> dans </w:t>
+      </w:r>
+      <w:proofErr w:type="spellStart"/>
+      <w:r>
+        <w:t>CubeMX</w:t>
+      </w:r>
+      <w:proofErr w:type="spellEnd"/>
+      <w:r>
+        <w:t xml:space="preserve">, puis écris le callback </w:t>
+      </w:r>
+      <w:proofErr w:type="spellStart"/>
+      <w:r>
+        <w:t>HAL_RTC_</w:t>
+      </w:r>
+      <w:proofErr w:type="gramStart"/>
+      <w:r>
+        <w:t>AlarmAEventCallback</w:t>
+      </w:r>
+      <w:proofErr w:type="spellEnd"/>
+      <w:r>
+        <w:t>(</w:t>
+      </w:r>
+      <w:proofErr w:type="gramEnd"/>
+      <w:r>
+        <w:t>).</w:t>
+      </w:r>
+    </w:p>
+    <w:p>
+      <w:pPr>
+        <w:jc w:val="both"/>
+      </w:pPr>
+      <w:proofErr w:type="spellStart"/>
+      <w:r>
+        <w:rPr>
+          <w:b/>
+          <w:bCs/>
+        </w:rPr>
+        <w:t>Wake-up</w:t>
+      </w:r>
+      <w:proofErr w:type="spellEnd"/>
+      <w:r>
+        <w:rPr>
+          <w:b/>
+          <w:bCs/>
+        </w:rPr>
+        <w:t xml:space="preserve"> </w:t>
+      </w:r>
+      <w:proofErr w:type="spellStart"/>
+      <w:r>
+        <w:rPr>
+          <w:b/>
+          <w:bCs/>
+        </w:rPr>
+        <w:t>timer</w:t>
+      </w:r>
+      <w:proofErr w:type="spellEnd"/>
+      <w:r>
+        <w:t xml:space="preserve"> (</w:t>
+      </w:r>
+      <w:proofErr w:type="spellStart"/>
+      <w:r>
+        <w:t>tick</w:t>
+      </w:r>
+      <w:proofErr w:type="spellEnd"/>
+      <w:r>
+        <w:t xml:space="preserve"> périodique ou réveil du mode basse consommation) : </w:t>
+      </w:r>
+      <w:proofErr w:type="spellStart"/>
+      <w:r>
+        <w:t>HAL_RTCEx_SetWakeUpTimer_</w:t>
+      </w:r>
+      <w:proofErr w:type="gramStart"/>
+      <w:r>
+        <w:t>IT</w:t>
+      </w:r>
+      <w:proofErr w:type="spellEnd"/>
+      <w:r>
+        <w:t>(</w:t>
+      </w:r>
+      <w:proofErr w:type="gramEnd"/>
+      <w:r>
+        <w:t>&amp;</w:t>
+      </w:r>
+      <w:proofErr w:type="spellStart"/>
+      <w:r>
+        <w:t>hrtc</w:t>
+      </w:r>
+      <w:proofErr w:type="spellEnd"/>
+      <w:r>
+        <w:t xml:space="preserve">, count, RTC_WAKEUPCLOCK_CK_SPRE_16BITS), avec le callback </w:t>
+      </w:r>
+      <w:proofErr w:type="spellStart"/>
+      <w:r>
+        <w:t>HAL_RTCEx_</w:t>
+      </w:r>
+      <w:proofErr w:type="gramStart"/>
+      <w:r>
+        <w:t>WakeUpTimerEventCallback</w:t>
+      </w:r>
+      <w:proofErr w:type="spellEnd"/>
+      <w:r>
+        <w:t>(</w:t>
+      </w:r>
+      <w:proofErr w:type="gramEnd"/>
+      <w:r>
+        <w:t>).</w:t>
+      </w:r>
+    </w:p>
+    <w:p>
+      <w:pPr>
+        <w:pStyle w:val="Titre3"/>
+        <w:jc w:val="both"/>
+      </w:pPr>
+      <w:r>
+        <w:t>5. Horodater les fichiers de la carte SD</w:t>
+      </w:r>
+    </w:p>
+    <w:p>
+      <w:pPr>
+        <w:jc w:val="both"/>
+      </w:pPr>
+      <w:r>
+        <w:t xml:space="preserve">Si </w:t>
+      </w:r>
+      <w:r>
+        <w:t>on</w:t>
+      </w:r>
+      <w:r>
+        <w:t xml:space="preserve"> utilise </w:t>
+      </w:r>
+      <w:proofErr w:type="spellStart"/>
+      <w:r>
+        <w:t>FatFs</w:t>
+      </w:r>
+      <w:proofErr w:type="spellEnd"/>
+      <w:r>
+        <w:t xml:space="preserve">, définis </w:t>
+      </w:r>
+      <w:proofErr w:type="spellStart"/>
+      <w:r>
+        <w:t>get_</w:t>
+      </w:r>
+      <w:proofErr w:type="gramStart"/>
+      <w:r>
+        <w:t>fattime</w:t>
+      </w:r>
+      <w:proofErr w:type="spellEnd"/>
+      <w:r>
+        <w:t>(</w:t>
+      </w:r>
+      <w:proofErr w:type="gramEnd"/>
+      <w:r>
+        <w:t xml:space="preserve">) et mets FF_FS_NORTC = 0 dans </w:t>
+      </w:r>
+      <w:proofErr w:type="spellStart"/>
+      <w:r>
+        <w:t>ffconf.h</w:t>
+      </w:r>
+      <w:proofErr w:type="spellEnd"/>
+      <w:r>
+        <w:t xml:space="preserve"> :</w:t>
+      </w:r>
+    </w:p>
+    <w:p>
+      <w:pPr>
+        <w:jc w:val="both"/>
+        <w:rPr>
+          <w:lang w:val="en-US"/>
+        </w:rPr>
+      </w:pPr>
+      <w:r>
+        <w:rPr>
+          <w:lang w:val="en-US"/>
+        </w:rPr>
+        <w:t>c</w:t>
+      </w:r>
+    </w:p>
+    <w:p>
+      <w:pPr>
+        <w:jc w:val="both"/>
+        <w:rPr>
+          <w:lang w:val="en-US"/>
+        </w:rPr>
+      </w:pPr>
+      <w:r>
+        <w:rPr>
+          <w:lang w:val="en-US"/>
+        </w:rPr>
+        <w:t xml:space="preserve">DWORD </w:t>
+      </w:r>
+      <w:proofErr w:type="spellStart"/>
+      <w:r>
+        <w:rPr>
+          <w:lang w:val="en-US"/>
+        </w:rPr>
+        <w:t>get_fattime</w:t>
+      </w:r>
+      <w:proofErr w:type="spellEnd"/>
+      <w:r>
+        <w:rPr>
+          <w:lang w:val="en-US"/>
+        </w:rPr>
+        <w:t>(void)</w:t>
+      </w:r>
+    </w:p>
+    <w:p>
+      <w:pPr>
+        <w:jc w:val="both"/>
+        <w:rPr>
+          <w:lang w:val="en-US"/>
+        </w:rPr>
+      </w:pPr>
+      <w:r>
+        <w:rPr>
+          <w:lang w:val="en-US"/>
+        </w:rPr>
+        <w:t>{</w:t>
+      </w:r>
+    </w:p>
+    <w:p>
+      <w:pPr>
+        <w:jc w:val="both"/>
+        <w:rPr>
+          <w:lang w:val="en-US"/>
+        </w:rPr>
+      </w:pPr>
+      <w:r>
+        <w:rPr>
+          <w:lang w:val="en-US"/>
+        </w:rPr>
+        <w:t xml:space="preserve">    </w:t>
+      </w:r>
+      <w:proofErr w:type="spellStart"/>
+      <w:r>
+        <w:rPr>
+          <w:lang w:val="en-US"/>
+        </w:rPr>
+        <w:t>RTC_TimeTypeDef</w:t>
+      </w:r>
+      <w:proofErr w:type="spellEnd"/>
+      <w:r>
+        <w:rPr>
+          <w:lang w:val="en-US"/>
+        </w:rPr>
+        <w:t xml:space="preserve"> t; </w:t>
+      </w:r>
+      <w:proofErr w:type="spellStart"/>
+      <w:r>
+        <w:rPr>
+          <w:lang w:val="en-US"/>
+        </w:rPr>
+        <w:t>RTC_DateTypeDef</w:t>
+      </w:r>
+      <w:proofErr w:type="spellEnd"/>
+      <w:r>
+        <w:rPr>
+          <w:lang w:val="en-US"/>
+        </w:rPr>
+        <w:t xml:space="preserve"> d;</w:t>
+      </w:r>
+    </w:p>
+    <w:p>
+      <w:pPr>
+        <w:jc w:val="both"/>
+        <w:rPr>
+          <w:lang w:val="en-US"/>
+        </w:rPr>
+      </w:pPr>
+      <w:r>
+        <w:rPr>
+          <w:lang w:val="en-US"/>
+        </w:rPr>
+        <w:t xml:space="preserve">    </w:t>
+      </w:r>
+      <w:proofErr w:type="spellStart"/>
+      <w:r>
+        <w:rPr>
+          <w:lang w:val="en-US"/>
+        </w:rPr>
+        <w:t>HAL_RTC_</w:t>
+      </w:r>
+      <w:proofErr w:type="gramStart"/>
+      <w:r>
+        <w:rPr>
+          <w:lang w:val="en-US"/>
+        </w:rPr>
+        <w:t>GetTime</w:t>
+      </w:r>
+      <w:proofErr w:type="spellEnd"/>
+      <w:r>
+        <w:rPr>
+          <w:lang w:val="en-US"/>
+        </w:rPr>
+        <w:t>(</w:t>
+      </w:r>
+      <w:proofErr w:type="gramEnd"/>
+      <w:r>
+        <w:rPr>
+          <w:lang w:val="en-US"/>
+        </w:rPr>
+        <w:t>&amp;</w:t>
+      </w:r>
+      <w:proofErr w:type="spellStart"/>
+      <w:r>
+        <w:rPr>
+          <w:lang w:val="en-US"/>
+        </w:rPr>
+        <w:t>hrtc</w:t>
+      </w:r>
+      <w:proofErr w:type="spellEnd"/>
+      <w:r>
+        <w:rPr>
+          <w:lang w:val="en-US"/>
+        </w:rPr>
+        <w:t>, &amp;t, RTC_FORMAT_BIN);</w:t>
+      </w:r>
+    </w:p>
+    <w:p>
+      <w:pPr>
+        <w:jc w:val="both"/>
+        <w:rPr>
+          <w:lang w:val="en-US"/>
+        </w:rPr>
+      </w:pPr>
+      <w:r>
+        <w:rPr>
+          <w:lang w:val="en-US"/>
+        </w:rPr>
+        <w:t xml:space="preserve">    </w:t>
+      </w:r>
+      <w:proofErr w:type="spellStart"/>
+      <w:r>
+        <w:rPr>
+          <w:lang w:val="en-US"/>
+        </w:rPr>
+        <w:t>HAL_RTC_</w:t>
+      </w:r>
+      <w:proofErr w:type="gramStart"/>
+      <w:r>
+        <w:rPr>
+          <w:lang w:val="en-US"/>
+        </w:rPr>
+        <w:t>GetDate</w:t>
+      </w:r>
+      <w:proofErr w:type="spellEnd"/>
+      <w:r>
+        <w:rPr>
+          <w:lang w:val="en-US"/>
+        </w:rPr>
+        <w:t>(</w:t>
+      </w:r>
+      <w:proofErr w:type="gramEnd"/>
+      <w:r>
+        <w:rPr>
+          <w:lang w:val="en-US"/>
+        </w:rPr>
+        <w:t>&amp;</w:t>
+      </w:r>
+      <w:proofErr w:type="spellStart"/>
+      <w:r>
+        <w:rPr>
+          <w:lang w:val="en-US"/>
+        </w:rPr>
+        <w:t>hrtc</w:t>
+      </w:r>
+      <w:proofErr w:type="spellEnd"/>
+      <w:r>
+        <w:rPr>
+          <w:lang w:val="en-US"/>
+        </w:rPr>
+        <w:t>, &amp;d, RTC_FORMAT_BIN);</w:t>
+      </w:r>
+    </w:p>
+    <w:p>
+      <w:pPr>
+        <w:jc w:val="both"/>
+        <w:rPr>
+          <w:lang w:val="en-US"/>
+        </w:rPr>
+      </w:pPr>
+      <w:r>
+        <w:rPr>
+          <w:lang w:val="en-US"/>
+        </w:rPr>
+        <w:t xml:space="preserve">    return ((DWORD</w:t>
+      </w:r>
+      <w:proofErr w:type="gramStart"/>
+      <w:r>
+        <w:rPr>
+          <w:lang w:val="en-US"/>
+        </w:rPr>
+        <w:t>)(</w:t>
+      </w:r>
+      <w:proofErr w:type="spellStart"/>
+      <w:r>
+        <w:rPr>
+          <w:lang w:val="en-US"/>
+        </w:rPr>
+        <w:t>d.Year</w:t>
+      </w:r>
+      <w:proofErr w:type="spellEnd"/>
+      <w:proofErr w:type="gramEnd"/>
+      <w:r>
+        <w:rPr>
+          <w:lang w:val="en-US"/>
+        </w:rPr>
+        <w:t xml:space="preserve"> + 20) &lt;&lt; 25) | ((DWORD)</w:t>
+      </w:r>
+      <w:proofErr w:type="spellStart"/>
+      <w:proofErr w:type="gramStart"/>
+      <w:r>
+        <w:rPr>
+          <w:lang w:val="en-US"/>
+        </w:rPr>
+        <w:t>d.Month</w:t>
+      </w:r>
+      <w:proofErr w:type="spellEnd"/>
+      <w:proofErr w:type="gramEnd"/>
+      <w:r>
+        <w:rPr>
+          <w:lang w:val="en-US"/>
+        </w:rPr>
+        <w:t xml:space="preserve"> &lt;&lt; 21) |</w:t>
+      </w:r>
+    </w:p>
+    <w:p>
+      <w:pPr>
+        <w:jc w:val="both"/>
+        <w:rPr>
+          <w:lang w:val="en-US"/>
+        </w:rPr>
+      </w:pPr>
+      <w:r>
+        <w:rPr>
+          <w:lang w:val="en-US"/>
+        </w:rPr>
+        <w:t xml:space="preserve">           ((DWORD)</w:t>
+      </w:r>
+      <w:proofErr w:type="spellStart"/>
+      <w:proofErr w:type="gramStart"/>
+      <w:r>
+        <w:rPr>
+          <w:lang w:val="en-US"/>
+        </w:rPr>
+        <w:t>d.Date</w:t>
+      </w:r>
+      <w:proofErr w:type="spellEnd"/>
+      <w:proofErr w:type="gramEnd"/>
+      <w:r>
+        <w:rPr>
+          <w:lang w:val="en-US"/>
+        </w:rPr>
+        <w:t xml:space="preserve"> &lt;&lt; 16)        | ((DWORD)</w:t>
+      </w:r>
+      <w:proofErr w:type="spellStart"/>
+      <w:proofErr w:type="gramStart"/>
+      <w:r>
+        <w:rPr>
+          <w:lang w:val="en-US"/>
+        </w:rPr>
+        <w:t>t.Hours</w:t>
+      </w:r>
+      <w:proofErr w:type="spellEnd"/>
+      <w:proofErr w:type="gramEnd"/>
+      <w:r>
+        <w:rPr>
+          <w:lang w:val="en-US"/>
+        </w:rPr>
+        <w:t xml:space="preserve"> &lt;&lt; 11) |</w:t>
+      </w:r>
+    </w:p>
+    <w:p>
+      <w:pPr>
+        <w:jc w:val="both"/>
+        <w:rPr>
+          <w:lang w:val="en-US"/>
+        </w:rPr>
+      </w:pPr>
+      <w:r>
+        <w:rPr>
+          <w:lang w:val="en-US"/>
+        </w:rPr>
+        <w:t xml:space="preserve">           ((DWORD)</w:t>
+      </w:r>
+      <w:proofErr w:type="spellStart"/>
+      <w:proofErr w:type="gramStart"/>
+      <w:r>
+        <w:rPr>
+          <w:lang w:val="en-US"/>
+        </w:rPr>
+        <w:t>t.Minutes</w:t>
+      </w:r>
+      <w:proofErr w:type="spellEnd"/>
+      <w:proofErr w:type="gramEnd"/>
+      <w:r>
+        <w:rPr>
+          <w:lang w:val="en-US"/>
+        </w:rPr>
+        <w:t xml:space="preserve"> &lt;&lt; 5)      | ((DWORD)</w:t>
+      </w:r>
+      <w:proofErr w:type="spellStart"/>
+      <w:proofErr w:type="gramStart"/>
+      <w:r>
+        <w:rPr>
+          <w:lang w:val="en-US"/>
+        </w:rPr>
+        <w:t>t.Seconds</w:t>
+      </w:r>
+      <w:proofErr w:type="spellEnd"/>
+      <w:proofErr w:type="gramEnd"/>
+      <w:r>
+        <w:rPr>
+          <w:lang w:val="en-US"/>
+        </w:rPr>
+        <w:t xml:space="preserve"> &gt;&gt; 1);</w:t>
+      </w:r>
+    </w:p>
+    <w:p>
+      <w:pPr>
+        <w:jc w:val="both"/>
+      </w:pPr>
+      <w:r>
+        <w:t>}</w:t>
+      </w:r>
+    </w:p>
+    <w:p>
+      <w:pPr>
+        <w:jc w:val="both"/>
+      </w:pPr>
+      <w:r>
+        <w:lastRenderedPageBreak/>
+        <w:t>Le décalage + 20 vient de ce que FAT compte les années depuis 1980, et l’RTC depuis 2000.</w:t>
+      </w:r>
+    </w:p>
+    <w:p>
+      <w:pPr>
+        <w:pStyle w:val="Titre3"/>
+        <w:jc w:val="both"/>
+      </w:pPr>
+      <w:r>
+        <w:t>Pièges fréquents</w:t>
+      </w:r>
+    </w:p>
+    <w:p>
+      <w:pPr>
+        <w:numPr>
+          <w:ilvl w:val="0"/>
+          <w:numId w:val="10"/>
+        </w:numPr>
+        <w:jc w:val="both"/>
+      </w:pPr>
+      <w:r>
+        <w:rPr>
+          <w:b/>
+          <w:bCs/>
+        </w:rPr>
+        <w:t>Le quartz met jusqu’à une seconde à démarrer</w:t>
+      </w:r>
+      <w:r>
+        <w:t xml:space="preserve"> : si ton code lit l’heure trop tôt après un démarrage à froid, la valeur peut être incohérente.</w:t>
+      </w:r>
+    </w:p>
+    <w:p>
+      <w:pPr>
+        <w:numPr>
+          <w:ilvl w:val="0"/>
+          <w:numId w:val="10"/>
+        </w:numPr>
+        <w:jc w:val="both"/>
+      </w:pPr>
+      <w:r>
+        <w:rPr>
+          <w:b/>
+          <w:bCs/>
+        </w:rPr>
+        <w:t>Si l’horloge ne démarre pas</w:t>
+      </w:r>
+      <w:r>
+        <w:t>, la cause est presque toujours matérielle : mauvaises capacités de charge, quartz de CL trop élevée, ou pistes trop longues.</w:t>
+      </w:r>
+    </w:p>
+    <w:p>
+      <w:pPr>
+        <w:numPr>
+          <w:ilvl w:val="0"/>
+          <w:numId w:val="10"/>
+        </w:numPr>
+        <w:jc w:val="both"/>
+      </w:pPr>
+      <w:r>
+        <w:rPr>
+          <w:b/>
+          <w:bCs/>
+        </w:rPr>
+        <w:t>PC14 et PC15 ne sont plus utilisables en GPIO</w:t>
+      </w:r>
+      <w:r>
+        <w:t xml:space="preserve"> une fois le LSE activé.</w:t>
+      </w:r>
+    </w:p>
+    <w:p>
+      <w:pPr>
+        <w:numPr>
+          <w:ilvl w:val="0"/>
+          <w:numId w:val="10"/>
+        </w:numPr>
+        <w:jc w:val="both"/>
+      </w:pPr>
+      <w:r>
+        <w:rPr>
+          <w:b/>
+          <w:bCs/>
+        </w:rPr>
+        <w:t>Sans pile</w:t>
+      </w:r>
+      <w:r>
+        <w:t xml:space="preserve"> sur VBAT, l’heure repart de zéro à chaque coupure : c’est le comportement normal.</w:t>
+      </w:r>
+    </w:p>
+    <w:p>
+      <w:pPr>
+        <w:jc w:val="both"/>
+      </w:pPr>
+      <w:r>
+        <w:t>Pour tester vite, affiche l’heure en boucle sur ton OLED ou sur l’USART3 : si les secondes avancent bien et que l’heure survit à une coupure d’alimentation (pile en place), ton montage fonctionne.</w:t>
+      </w:r>
+    </w:p>
+    <w:p/>
     <w:sectPr>
       <w:pgSz w:w="11906" w:h="16838"/>
       <w:pgMar w:top="1417" w:right="1417" w:bottom="1417" w:left="1417" w:header="708" w:footer="708" w:gutter="0"/>
@@ -3208,6 +5718,510 @@
     </w:lvl>
   </w:abstractNum>
   <w:abstractNum w:abstractNumId="1" w15:restartNumberingAfterBreak="0">
+    <w:nsid w:val="0ABF6B1C"/>
+    <w:multiLevelType w:val="multilevel"/>
+    <w:tmpl w:val="E01E67AA"/>
+    <w:lvl w:ilvl="0">
+      <w:start w:val="1"/>
+      <w:numFmt w:val="upperRoman"/>
+      <w:lvlText w:val="%1."/>
+      <w:lvlJc w:val="left"/>
+      <w:pPr>
+        <w:ind w:left="1080" w:hanging="720"/>
+      </w:pPr>
+      <w:rPr>
+        <w:rFonts w:hint="default"/>
+      </w:rPr>
+    </w:lvl>
+    <w:lvl w:ilvl="1">
+      <w:start w:val="1"/>
+      <w:numFmt w:val="decimal"/>
+      <w:isLgl/>
+      <w:lvlText w:val="%1.%2."/>
+      <w:lvlJc w:val="left"/>
+      <w:pPr>
+        <w:ind w:left="1080" w:hanging="720"/>
+      </w:pPr>
+      <w:rPr>
+        <w:rFonts w:hint="default"/>
+      </w:rPr>
+    </w:lvl>
+    <w:lvl w:ilvl="2">
+      <w:start w:val="1"/>
+      <w:numFmt w:val="decimal"/>
+      <w:isLgl/>
+      <w:lvlText w:val="%1.%2.%3."/>
+      <w:lvlJc w:val="left"/>
+      <w:pPr>
+        <w:ind w:left="1712" w:hanging="720"/>
+      </w:pPr>
+      <w:rPr>
+        <w:rFonts w:hint="default"/>
+      </w:rPr>
+    </w:lvl>
+    <w:lvl w:ilvl="3">
+      <w:start w:val="1"/>
+      <w:numFmt w:val="decimal"/>
+      <w:isLgl/>
+      <w:lvlText w:val="%1.%2.%3.%4."/>
+      <w:lvlJc w:val="left"/>
+      <w:pPr>
+        <w:ind w:left="1440" w:hanging="1080"/>
+      </w:pPr>
+      <w:rPr>
+        <w:rFonts w:hint="default"/>
+      </w:rPr>
+    </w:lvl>
+    <w:lvl w:ilvl="4">
+      <w:start w:val="1"/>
+      <w:numFmt w:val="decimal"/>
+      <w:isLgl/>
+      <w:lvlText w:val="%1.%2.%3.%4.%5."/>
+      <w:lvlJc w:val="left"/>
+      <w:pPr>
+        <w:ind w:left="1440" w:hanging="1080"/>
+      </w:pPr>
+      <w:rPr>
+        <w:rFonts w:hint="default"/>
+      </w:rPr>
+    </w:lvl>
+    <w:lvl w:ilvl="5">
+      <w:start w:val="1"/>
+      <w:numFmt w:val="decimal"/>
+      <w:isLgl/>
+      <w:lvlText w:val="%1.%2.%3.%4.%5.%6."/>
+      <w:lvlJc w:val="left"/>
+      <w:pPr>
+        <w:ind w:left="1800" w:hanging="1440"/>
+      </w:pPr>
+      <w:rPr>
+        <w:rFonts w:hint="default"/>
+      </w:rPr>
+    </w:lvl>
+    <w:lvl w:ilvl="6">
+      <w:start w:val="1"/>
+      <w:numFmt w:val="decimal"/>
+      <w:isLgl/>
+      <w:lvlText w:val="%1.%2.%3.%4.%5.%6.%7."/>
+      <w:lvlJc w:val="left"/>
+      <w:pPr>
+        <w:ind w:left="1800" w:hanging="1440"/>
+      </w:pPr>
+      <w:rPr>
+        <w:rFonts w:hint="default"/>
+      </w:rPr>
+    </w:lvl>
+    <w:lvl w:ilvl="7">
+      <w:start w:val="1"/>
+      <w:numFmt w:val="decimal"/>
+      <w:isLgl/>
+      <w:lvlText w:val="%1.%2.%3.%4.%5.%6.%7.%8."/>
+      <w:lvlJc w:val="left"/>
+      <w:pPr>
+        <w:ind w:left="2160" w:hanging="1800"/>
+      </w:pPr>
+      <w:rPr>
+        <w:rFonts w:hint="default"/>
+      </w:rPr>
+    </w:lvl>
+    <w:lvl w:ilvl="8">
+      <w:start w:val="1"/>
+      <w:numFmt w:val="decimal"/>
+      <w:isLgl/>
+      <w:lvlText w:val="%1.%2.%3.%4.%5.%6.%7.%8.%9."/>
+      <w:lvlJc w:val="left"/>
+      <w:pPr>
+        <w:ind w:left="2520" w:hanging="2160"/>
+      </w:pPr>
+      <w:rPr>
+        <w:rFonts w:hint="default"/>
+      </w:rPr>
+    </w:lvl>
+  </w:abstractNum>
+  <w:abstractNum w:abstractNumId="2" w15:restartNumberingAfterBreak="0">
+    <w:nsid w:val="10331ED2"/>
+    <w:multiLevelType w:val="multilevel"/>
+    <w:tmpl w:val="380C8800"/>
+    <w:lvl w:ilvl="0">
+      <w:start w:val="1"/>
+      <w:numFmt w:val="bullet"/>
+      <w:lvlText w:val=""/>
+      <w:lvlJc w:val="left"/>
+      <w:pPr>
+        <w:tabs>
+          <w:tab w:val="num" w:pos="720"/>
+        </w:tabs>
+        <w:ind w:left="720" w:hanging="360"/>
+      </w:pPr>
+      <w:rPr>
+        <w:rFonts w:ascii="Symbol" w:hAnsi="Symbol" w:hint="default"/>
+        <w:sz w:val="20"/>
+      </w:rPr>
+    </w:lvl>
+    <w:lvl w:ilvl="1" w:tentative="1">
+      <w:start w:val="1"/>
+      <w:numFmt w:val="bullet"/>
+      <w:lvlText w:val="o"/>
+      <w:lvlJc w:val="left"/>
+      <w:pPr>
+        <w:tabs>
+          <w:tab w:val="num" w:pos="1440"/>
+        </w:tabs>
+        <w:ind w:left="1440" w:hanging="360"/>
+      </w:pPr>
+      <w:rPr>
+        <w:rFonts w:ascii="Courier New" w:hAnsi="Courier New" w:hint="default"/>
+        <w:sz w:val="20"/>
+      </w:rPr>
+    </w:lvl>
+    <w:lvl w:ilvl="2" w:tentative="1">
+      <w:start w:val="1"/>
+      <w:numFmt w:val="bullet"/>
+      <w:lvlText w:val=""/>
+      <w:lvlJc w:val="left"/>
+      <w:pPr>
+        <w:tabs>
+          <w:tab w:val="num" w:pos="2160"/>
+        </w:tabs>
+        <w:ind w:left="2160" w:hanging="360"/>
+      </w:pPr>
+      <w:rPr>
+        <w:rFonts w:ascii="Wingdings" w:hAnsi="Wingdings" w:hint="default"/>
+        <w:sz w:val="20"/>
+      </w:rPr>
+    </w:lvl>
+    <w:lvl w:ilvl="3" w:tentative="1">
+      <w:start w:val="1"/>
+      <w:numFmt w:val="bullet"/>
+      <w:lvlText w:val=""/>
+      <w:lvlJc w:val="left"/>
+      <w:pPr>
+        <w:tabs>
+          <w:tab w:val="num" w:pos="2880"/>
+        </w:tabs>
+        <w:ind w:left="2880" w:hanging="360"/>
+      </w:pPr>
+      <w:rPr>
+        <w:rFonts w:ascii="Wingdings" w:hAnsi="Wingdings" w:hint="default"/>
+        <w:sz w:val="20"/>
+      </w:rPr>
+    </w:lvl>
+    <w:lvl w:ilvl="4" w:tentative="1">
+      <w:start w:val="1"/>
+      <w:numFmt w:val="bullet"/>
+      <w:lvlText w:val=""/>
+      <w:lvlJc w:val="left"/>
+      <w:pPr>
+        <w:tabs>
+          <w:tab w:val="num" w:pos="3600"/>
+        </w:tabs>
+        <w:ind w:left="3600" w:hanging="360"/>
+      </w:pPr>
+      <w:rPr>
+        <w:rFonts w:ascii="Wingdings" w:hAnsi="Wingdings" w:hint="default"/>
+        <w:sz w:val="20"/>
+      </w:rPr>
+    </w:lvl>
+    <w:lvl w:ilvl="5" w:tentative="1">
+      <w:start w:val="1"/>
+      <w:numFmt w:val="bullet"/>
+      <w:lvlText w:val=""/>
+      <w:lvlJc w:val="left"/>
+      <w:pPr>
+        <w:tabs>
+          <w:tab w:val="num" w:pos="4320"/>
+        </w:tabs>
+        <w:ind w:left="4320" w:hanging="360"/>
+      </w:pPr>
+      <w:rPr>
+        <w:rFonts w:ascii="Wingdings" w:hAnsi="Wingdings" w:hint="default"/>
+        <w:sz w:val="20"/>
+      </w:rPr>
+    </w:lvl>
+    <w:lvl w:ilvl="6" w:tentative="1">
+      <w:start w:val="1"/>
+      <w:numFmt w:val="bullet"/>
+      <w:lvlText w:val=""/>
+      <w:lvlJc w:val="left"/>
+      <w:pPr>
+        <w:tabs>
+          <w:tab w:val="num" w:pos="5040"/>
+        </w:tabs>
+        <w:ind w:left="5040" w:hanging="360"/>
+      </w:pPr>
+      <w:rPr>
+        <w:rFonts w:ascii="Wingdings" w:hAnsi="Wingdings" w:hint="default"/>
+        <w:sz w:val="20"/>
+      </w:rPr>
+    </w:lvl>
+    <w:lvl w:ilvl="7" w:tentative="1">
+      <w:start w:val="1"/>
+      <w:numFmt w:val="bullet"/>
+      <w:lvlText w:val=""/>
+      <w:lvlJc w:val="left"/>
+      <w:pPr>
+        <w:tabs>
+          <w:tab w:val="num" w:pos="5760"/>
+        </w:tabs>
+        <w:ind w:left="5760" w:hanging="360"/>
+      </w:pPr>
+      <w:rPr>
+        <w:rFonts w:ascii="Wingdings" w:hAnsi="Wingdings" w:hint="default"/>
+        <w:sz w:val="20"/>
+      </w:rPr>
+    </w:lvl>
+    <w:lvl w:ilvl="8" w:tentative="1">
+      <w:start w:val="1"/>
+      <w:numFmt w:val="bullet"/>
+      <w:lvlText w:val=""/>
+      <w:lvlJc w:val="left"/>
+      <w:pPr>
+        <w:tabs>
+          <w:tab w:val="num" w:pos="6480"/>
+        </w:tabs>
+        <w:ind w:left="6480" w:hanging="360"/>
+      </w:pPr>
+      <w:rPr>
+        <w:rFonts w:ascii="Wingdings" w:hAnsi="Wingdings" w:hint="default"/>
+        <w:sz w:val="20"/>
+      </w:rPr>
+    </w:lvl>
+  </w:abstractNum>
+  <w:abstractNum w:abstractNumId="3" w15:restartNumberingAfterBreak="0">
+    <w:nsid w:val="215041B3"/>
+    <w:multiLevelType w:val="multilevel"/>
+    <w:tmpl w:val="8556DB96"/>
+    <w:lvl w:ilvl="0">
+      <w:start w:val="1"/>
+      <w:numFmt w:val="decimal"/>
+      <w:lvlText w:val="%1."/>
+      <w:lvlJc w:val="left"/>
+      <w:pPr>
+        <w:tabs>
+          <w:tab w:val="num" w:pos="720"/>
+        </w:tabs>
+        <w:ind w:left="720" w:hanging="360"/>
+      </w:pPr>
+    </w:lvl>
+    <w:lvl w:ilvl="1" w:tentative="1">
+      <w:start w:val="1"/>
+      <w:numFmt w:val="decimal"/>
+      <w:lvlText w:val="%2."/>
+      <w:lvlJc w:val="left"/>
+      <w:pPr>
+        <w:tabs>
+          <w:tab w:val="num" w:pos="1440"/>
+        </w:tabs>
+        <w:ind w:left="1440" w:hanging="360"/>
+      </w:pPr>
+    </w:lvl>
+    <w:lvl w:ilvl="2" w:tentative="1">
+      <w:start w:val="1"/>
+      <w:numFmt w:val="decimal"/>
+      <w:lvlText w:val="%3."/>
+      <w:lvlJc w:val="left"/>
+      <w:pPr>
+        <w:tabs>
+          <w:tab w:val="num" w:pos="2160"/>
+        </w:tabs>
+        <w:ind w:left="2160" w:hanging="360"/>
+      </w:pPr>
+    </w:lvl>
+    <w:lvl w:ilvl="3" w:tentative="1">
+      <w:start w:val="1"/>
+      <w:numFmt w:val="decimal"/>
+      <w:lvlText w:val="%4."/>
+      <w:lvlJc w:val="left"/>
+      <w:pPr>
+        <w:tabs>
+          <w:tab w:val="num" w:pos="2880"/>
+        </w:tabs>
+        <w:ind w:left="2880" w:hanging="360"/>
+      </w:pPr>
+    </w:lvl>
+    <w:lvl w:ilvl="4" w:tentative="1">
+      <w:start w:val="1"/>
+      <w:numFmt w:val="decimal"/>
+      <w:lvlText w:val="%5."/>
+      <w:lvlJc w:val="left"/>
+      <w:pPr>
+        <w:tabs>
+          <w:tab w:val="num" w:pos="3600"/>
+        </w:tabs>
+        <w:ind w:left="3600" w:hanging="360"/>
+      </w:pPr>
+    </w:lvl>
+    <w:lvl w:ilvl="5" w:tentative="1">
+      <w:start w:val="1"/>
+      <w:numFmt w:val="decimal"/>
+      <w:lvlText w:val="%6."/>
+      <w:lvlJc w:val="left"/>
+      <w:pPr>
+        <w:tabs>
+          <w:tab w:val="num" w:pos="4320"/>
+        </w:tabs>
+        <w:ind w:left="4320" w:hanging="360"/>
+      </w:pPr>
+    </w:lvl>
+    <w:lvl w:ilvl="6" w:tentative="1">
+      <w:start w:val="1"/>
+      <w:numFmt w:val="decimal"/>
+      <w:lvlText w:val="%7."/>
+      <w:lvlJc w:val="left"/>
+      <w:pPr>
+        <w:tabs>
+          <w:tab w:val="num" w:pos="5040"/>
+        </w:tabs>
+        <w:ind w:left="5040" w:hanging="360"/>
+      </w:pPr>
+    </w:lvl>
+    <w:lvl w:ilvl="7" w:tentative="1">
+      <w:start w:val="1"/>
+      <w:numFmt w:val="decimal"/>
+      <w:lvlText w:val="%8."/>
+      <w:lvlJc w:val="left"/>
+      <w:pPr>
+        <w:tabs>
+          <w:tab w:val="num" w:pos="5760"/>
+        </w:tabs>
+        <w:ind w:left="5760" w:hanging="360"/>
+      </w:pPr>
+    </w:lvl>
+    <w:lvl w:ilvl="8" w:tentative="1">
+      <w:start w:val="1"/>
+      <w:numFmt w:val="decimal"/>
+      <w:lvlText w:val="%9."/>
+      <w:lvlJc w:val="left"/>
+      <w:pPr>
+        <w:tabs>
+          <w:tab w:val="num" w:pos="6480"/>
+        </w:tabs>
+        <w:ind w:left="6480" w:hanging="360"/>
+      </w:pPr>
+    </w:lvl>
+  </w:abstractNum>
+  <w:abstractNum w:abstractNumId="4" w15:restartNumberingAfterBreak="0">
+    <w:nsid w:val="338C44A7"/>
+    <w:multiLevelType w:val="multilevel"/>
+    <w:tmpl w:val="E01E67AA"/>
+    <w:lvl w:ilvl="0">
+      <w:start w:val="1"/>
+      <w:numFmt w:val="upperRoman"/>
+      <w:lvlText w:val="%1."/>
+      <w:lvlJc w:val="left"/>
+      <w:pPr>
+        <w:ind w:left="1080" w:hanging="720"/>
+      </w:pPr>
+      <w:rPr>
+        <w:rFonts w:hint="default"/>
+      </w:rPr>
+    </w:lvl>
+    <w:lvl w:ilvl="1">
+      <w:start w:val="1"/>
+      <w:numFmt w:val="decimal"/>
+      <w:isLgl/>
+      <w:lvlText w:val="%1.%2."/>
+      <w:lvlJc w:val="left"/>
+      <w:pPr>
+        <w:ind w:left="1080" w:hanging="720"/>
+      </w:pPr>
+      <w:rPr>
+        <w:rFonts w:hint="default"/>
+      </w:rPr>
+    </w:lvl>
+    <w:lvl w:ilvl="2">
+      <w:start w:val="1"/>
+      <w:numFmt w:val="decimal"/>
+      <w:isLgl/>
+      <w:lvlText w:val="%1.%2.%3."/>
+      <w:lvlJc w:val="left"/>
+      <w:pPr>
+        <w:ind w:left="1712" w:hanging="720"/>
+      </w:pPr>
+      <w:rPr>
+        <w:rFonts w:hint="default"/>
+      </w:rPr>
+    </w:lvl>
+    <w:lvl w:ilvl="3">
+      <w:start w:val="1"/>
+      <w:numFmt w:val="decimal"/>
+      <w:isLgl/>
+      <w:lvlText w:val="%1.%2.%3.%4."/>
+      <w:lvlJc w:val="left"/>
+      <w:pPr>
+        <w:ind w:left="1440" w:hanging="1080"/>
+      </w:pPr>
+      <w:rPr>
+        <w:rFonts w:hint="default"/>
+      </w:rPr>
+    </w:lvl>
+    <w:lvl w:ilvl="4">
+      <w:start w:val="1"/>
+      <w:numFmt w:val="decimal"/>
+      <w:isLgl/>
+      <w:lvlText w:val="%1.%2.%3.%4.%5."/>
+      <w:lvlJc w:val="left"/>
+      <w:pPr>
+        <w:ind w:left="1440" w:hanging="1080"/>
+      </w:pPr>
+      <w:rPr>
+        <w:rFonts w:hint="default"/>
+      </w:rPr>
+    </w:lvl>
+    <w:lvl w:ilvl="5">
+      <w:start w:val="1"/>
+      <w:numFmt w:val="decimal"/>
+      <w:isLgl/>
+      <w:lvlText w:val="%1.%2.%3.%4.%5.%6."/>
+      <w:lvlJc w:val="left"/>
+      <w:pPr>
+        <w:ind w:left="1800" w:hanging="1440"/>
+      </w:pPr>
+      <w:rPr>
+        <w:rFonts w:hint="default"/>
+      </w:rPr>
+    </w:lvl>
+    <w:lvl w:ilvl="6">
+      <w:start w:val="1"/>
+      <w:numFmt w:val="decimal"/>
+      <w:isLgl/>
+      <w:lvlText w:val="%1.%2.%3.%4.%5.%6.%7."/>
+      <w:lvlJc w:val="left"/>
+      <w:pPr>
+        <w:ind w:left="1800" w:hanging="1440"/>
+      </w:pPr>
+      <w:rPr>
+        <w:rFonts w:hint="default"/>
+      </w:rPr>
+    </w:lvl>
+    <w:lvl w:ilvl="7">
+      <w:start w:val="1"/>
+      <w:numFmt w:val="decimal"/>
+      <w:isLgl/>
+      <w:lvlText w:val="%1.%2.%3.%4.%5.%6.%7.%8."/>
+      <w:lvlJc w:val="left"/>
+      <w:pPr>
+        <w:ind w:left="2160" w:hanging="1800"/>
+      </w:pPr>
+      <w:rPr>
+        <w:rFonts w:hint="default"/>
+      </w:rPr>
+    </w:lvl>
+    <w:lvl w:ilvl="8">
+      <w:start w:val="1"/>
+      <w:numFmt w:val="decimal"/>
+      <w:isLgl/>
+      <w:lvlText w:val="%1.%2.%3.%4.%5.%6.%7.%8.%9."/>
+      <w:lvlJc w:val="left"/>
+      <w:pPr>
+        <w:ind w:left="2520" w:hanging="2160"/>
+      </w:pPr>
+      <w:rPr>
+        <w:rFonts w:hint="default"/>
+      </w:rPr>
+    </w:lvl>
+  </w:abstractNum>
+  <w:abstractNum w:abstractNumId="5" w15:restartNumberingAfterBreak="0">
     <w:nsid w:val="367A14CD"/>
     <w:multiLevelType w:val="hybridMultilevel"/>
     <w:tmpl w:val="84D08090"/>
@@ -3320,7 +6334,269 @@
       </w:rPr>
     </w:lvl>
   </w:abstractNum>
-  <w:abstractNum w:abstractNumId="2" w15:restartNumberingAfterBreak="0">
+  <w:abstractNum w:abstractNumId="6" w15:restartNumberingAfterBreak="0">
+    <w:nsid w:val="3BA724FA"/>
+    <w:multiLevelType w:val="multilevel"/>
+    <w:tmpl w:val="AC6A020A"/>
+    <w:lvl w:ilvl="0">
+      <w:start w:val="1"/>
+      <w:numFmt w:val="bullet"/>
+      <w:lvlText w:val=""/>
+      <w:lvlJc w:val="left"/>
+      <w:pPr>
+        <w:tabs>
+          <w:tab w:val="num" w:pos="720"/>
+        </w:tabs>
+        <w:ind w:left="720" w:hanging="360"/>
+      </w:pPr>
+      <w:rPr>
+        <w:rFonts w:ascii="Symbol" w:hAnsi="Symbol" w:hint="default"/>
+        <w:sz w:val="20"/>
+      </w:rPr>
+    </w:lvl>
+    <w:lvl w:ilvl="1" w:tentative="1">
+      <w:start w:val="1"/>
+      <w:numFmt w:val="bullet"/>
+      <w:lvlText w:val="o"/>
+      <w:lvlJc w:val="left"/>
+      <w:pPr>
+        <w:tabs>
+          <w:tab w:val="num" w:pos="1440"/>
+        </w:tabs>
+        <w:ind w:left="1440" w:hanging="360"/>
+      </w:pPr>
+      <w:rPr>
+        <w:rFonts w:ascii="Courier New" w:hAnsi="Courier New" w:hint="default"/>
+        <w:sz w:val="20"/>
+      </w:rPr>
+    </w:lvl>
+    <w:lvl w:ilvl="2" w:tentative="1">
+      <w:start w:val="1"/>
+      <w:numFmt w:val="bullet"/>
+      <w:lvlText w:val=""/>
+      <w:lvlJc w:val="left"/>
+      <w:pPr>
+        <w:tabs>
+          <w:tab w:val="num" w:pos="2160"/>
+        </w:tabs>
+        <w:ind w:left="2160" w:hanging="360"/>
+      </w:pPr>
+      <w:rPr>
+        <w:rFonts w:ascii="Wingdings" w:hAnsi="Wingdings" w:hint="default"/>
+        <w:sz w:val="20"/>
+      </w:rPr>
+    </w:lvl>
+    <w:lvl w:ilvl="3" w:tentative="1">
+      <w:start w:val="1"/>
+      <w:numFmt w:val="bullet"/>
+      <w:lvlText w:val=""/>
+      <w:lvlJc w:val="left"/>
+      <w:pPr>
+        <w:tabs>
+          <w:tab w:val="num" w:pos="2880"/>
+        </w:tabs>
+        <w:ind w:left="2880" w:hanging="360"/>
+      </w:pPr>
+      <w:rPr>
+        <w:rFonts w:ascii="Wingdings" w:hAnsi="Wingdings" w:hint="default"/>
+        <w:sz w:val="20"/>
+      </w:rPr>
+    </w:lvl>
+    <w:lvl w:ilvl="4" w:tentative="1">
+      <w:start w:val="1"/>
+      <w:numFmt w:val="bullet"/>
+      <w:lvlText w:val=""/>
+      <w:lvlJc w:val="left"/>
+      <w:pPr>
+        <w:tabs>
+          <w:tab w:val="num" w:pos="3600"/>
+        </w:tabs>
+        <w:ind w:left="3600" w:hanging="360"/>
+      </w:pPr>
+      <w:rPr>
+        <w:rFonts w:ascii="Wingdings" w:hAnsi="Wingdings" w:hint="default"/>
+        <w:sz w:val="20"/>
+      </w:rPr>
+    </w:lvl>
+    <w:lvl w:ilvl="5" w:tentative="1">
+      <w:start w:val="1"/>
+      <w:numFmt w:val="bullet"/>
+      <w:lvlText w:val=""/>
+      <w:lvlJc w:val="left"/>
+      <w:pPr>
+        <w:tabs>
+          <w:tab w:val="num" w:pos="4320"/>
+        </w:tabs>
+        <w:ind w:left="4320" w:hanging="360"/>
+      </w:pPr>
+      <w:rPr>
+        <w:rFonts w:ascii="Wingdings" w:hAnsi="Wingdings" w:hint="default"/>
+        <w:sz w:val="20"/>
+      </w:rPr>
+    </w:lvl>
+    <w:lvl w:ilvl="6" w:tentative="1">
+      <w:start w:val="1"/>
+      <w:numFmt w:val="bullet"/>
+      <w:lvlText w:val=""/>
+      <w:lvlJc w:val="left"/>
+      <w:pPr>
+        <w:tabs>
+          <w:tab w:val="num" w:pos="5040"/>
+        </w:tabs>
+        <w:ind w:left="5040" w:hanging="360"/>
+      </w:pPr>
+      <w:rPr>
+        <w:rFonts w:ascii="Wingdings" w:hAnsi="Wingdings" w:hint="default"/>
+        <w:sz w:val="20"/>
+      </w:rPr>
+    </w:lvl>
+    <w:lvl w:ilvl="7" w:tentative="1">
+      <w:start w:val="1"/>
+      <w:numFmt w:val="bullet"/>
+      <w:lvlText w:val=""/>
+      <w:lvlJc w:val="left"/>
+      <w:pPr>
+        <w:tabs>
+          <w:tab w:val="num" w:pos="5760"/>
+        </w:tabs>
+        <w:ind w:left="5760" w:hanging="360"/>
+      </w:pPr>
+      <w:rPr>
+        <w:rFonts w:ascii="Wingdings" w:hAnsi="Wingdings" w:hint="default"/>
+        <w:sz w:val="20"/>
+      </w:rPr>
+    </w:lvl>
+    <w:lvl w:ilvl="8" w:tentative="1">
+      <w:start w:val="1"/>
+      <w:numFmt w:val="bullet"/>
+      <w:lvlText w:val=""/>
+      <w:lvlJc w:val="left"/>
+      <w:pPr>
+        <w:tabs>
+          <w:tab w:val="num" w:pos="6480"/>
+        </w:tabs>
+        <w:ind w:left="6480" w:hanging="360"/>
+      </w:pPr>
+      <w:rPr>
+        <w:rFonts w:ascii="Wingdings" w:hAnsi="Wingdings" w:hint="default"/>
+        <w:sz w:val="20"/>
+      </w:rPr>
+    </w:lvl>
+  </w:abstractNum>
+  <w:abstractNum w:abstractNumId="7" w15:restartNumberingAfterBreak="0">
+    <w:nsid w:val="5D833660"/>
+    <w:multiLevelType w:val="hybridMultilevel"/>
+    <w:tmpl w:val="711A8340"/>
+    <w:lvl w:ilvl="0" w:tplc="F7007D74">
+      <w:start w:val="2"/>
+      <w:numFmt w:val="bullet"/>
+      <w:lvlText w:val="-"/>
+      <w:lvlJc w:val="left"/>
+      <w:pPr>
+        <w:ind w:left="720" w:hanging="360"/>
+      </w:pPr>
+      <w:rPr>
+        <w:rFonts w:ascii="Georgia" w:eastAsiaTheme="minorHAnsi" w:hAnsi="Georgia" w:cstheme="minorBidi" w:hint="default"/>
+      </w:rPr>
+    </w:lvl>
+    <w:lvl w:ilvl="1" w:tplc="040C0003" w:tentative="1">
+      <w:start w:val="1"/>
+      <w:numFmt w:val="bullet"/>
+      <w:lvlText w:val="o"/>
+      <w:lvlJc w:val="left"/>
+      <w:pPr>
+        <w:ind w:left="1440" w:hanging="360"/>
+      </w:pPr>
+      <w:rPr>
+        <w:rFonts w:ascii="Courier New" w:hAnsi="Courier New" w:cs="Courier New" w:hint="default"/>
+      </w:rPr>
+    </w:lvl>
+    <w:lvl w:ilvl="2" w:tplc="040C0005" w:tentative="1">
+      <w:start w:val="1"/>
+      <w:numFmt w:val="bullet"/>
+      <w:lvlText w:val=""/>
+      <w:lvlJc w:val="left"/>
+      <w:pPr>
+        <w:ind w:left="2160" w:hanging="360"/>
+      </w:pPr>
+      <w:rPr>
+        <w:rFonts w:ascii="Wingdings" w:hAnsi="Wingdings" w:hint="default"/>
+      </w:rPr>
+    </w:lvl>
+    <w:lvl w:ilvl="3" w:tplc="040C0001" w:tentative="1">
+      <w:start w:val="1"/>
+      <w:numFmt w:val="bullet"/>
+      <w:lvlText w:val=""/>
+      <w:lvlJc w:val="left"/>
+      <w:pPr>
+        <w:ind w:left="2880" w:hanging="360"/>
+      </w:pPr>
+      <w:rPr>
+        <w:rFonts w:ascii="Symbol" w:hAnsi="Symbol" w:hint="default"/>
+      </w:rPr>
+    </w:lvl>
+    <w:lvl w:ilvl="4" w:tplc="040C0003" w:tentative="1">
+      <w:start w:val="1"/>
+      <w:numFmt w:val="bullet"/>
+      <w:lvlText w:val="o"/>
+      <w:lvlJc w:val="left"/>
+      <w:pPr>
+        <w:ind w:left="3600" w:hanging="360"/>
+      </w:pPr>
+      <w:rPr>
+        <w:rFonts w:ascii="Courier New" w:hAnsi="Courier New" w:cs="Courier New" w:hint="default"/>
+      </w:rPr>
+    </w:lvl>
+    <w:lvl w:ilvl="5" w:tplc="040C0005" w:tentative="1">
+      <w:start w:val="1"/>
+      <w:numFmt w:val="bullet"/>
+      <w:lvlText w:val=""/>
+      <w:lvlJc w:val="left"/>
+      <w:pPr>
+        <w:ind w:left="4320" w:hanging="360"/>
+      </w:pPr>
+      <w:rPr>
+        <w:rFonts w:ascii="Wingdings" w:hAnsi="Wingdings" w:hint="default"/>
+      </w:rPr>
+    </w:lvl>
+    <w:lvl w:ilvl="6" w:tplc="040C0001" w:tentative="1">
+      <w:start w:val="1"/>
+      <w:numFmt w:val="bullet"/>
+      <w:lvlText w:val=""/>
+      <w:lvlJc w:val="left"/>
+      <w:pPr>
+        <w:ind w:left="5040" w:hanging="360"/>
+      </w:pPr>
+      <w:rPr>
+        <w:rFonts w:ascii="Symbol" w:hAnsi="Symbol" w:hint="default"/>
+      </w:rPr>
+    </w:lvl>
+    <w:lvl w:ilvl="7" w:tplc="040C0003" w:tentative="1">
+      <w:start w:val="1"/>
+      <w:numFmt w:val="bullet"/>
+      <w:lvlText w:val="o"/>
+      <w:lvlJc w:val="left"/>
+      <w:pPr>
+        <w:ind w:left="5760" w:hanging="360"/>
+      </w:pPr>
+      <w:rPr>
+        <w:rFonts w:ascii="Courier New" w:hAnsi="Courier New" w:cs="Courier New" w:hint="default"/>
+      </w:rPr>
+    </w:lvl>
+    <w:lvl w:ilvl="8" w:tplc="040C0005" w:tentative="1">
+      <w:start w:val="1"/>
+      <w:numFmt w:val="bullet"/>
+      <w:lvlText w:val=""/>
+      <w:lvlJc w:val="left"/>
+      <w:pPr>
+        <w:ind w:left="6480" w:hanging="360"/>
+      </w:pPr>
+      <w:rPr>
+        <w:rFonts w:ascii="Wingdings" w:hAnsi="Wingdings" w:hint="default"/>
+      </w:rPr>
+    </w:lvl>
+  </w:abstractNum>
+  <w:abstractNum w:abstractNumId="8" w15:restartNumberingAfterBreak="0">
     <w:nsid w:val="5ED83EA4"/>
     <w:multiLevelType w:val="multilevel"/>
     <w:tmpl w:val="E01E67AA"/>
@@ -3441,14 +6717,184 @@
       </w:rPr>
     </w:lvl>
   </w:abstractNum>
+  <w:abstractNum w:abstractNumId="9" w15:restartNumberingAfterBreak="0">
+    <w:nsid w:val="6D871FD3"/>
+    <w:multiLevelType w:val="multilevel"/>
+    <w:tmpl w:val="4EA8E1B8"/>
+    <w:lvl w:ilvl="0">
+      <w:start w:val="1"/>
+      <w:numFmt w:val="bullet"/>
+      <w:lvlText w:val=""/>
+      <w:lvlJc w:val="left"/>
+      <w:pPr>
+        <w:tabs>
+          <w:tab w:val="num" w:pos="720"/>
+        </w:tabs>
+        <w:ind w:left="720" w:hanging="360"/>
+      </w:pPr>
+      <w:rPr>
+        <w:rFonts w:ascii="Symbol" w:hAnsi="Symbol" w:hint="default"/>
+        <w:sz w:val="20"/>
+      </w:rPr>
+    </w:lvl>
+    <w:lvl w:ilvl="1" w:tentative="1">
+      <w:start w:val="1"/>
+      <w:numFmt w:val="bullet"/>
+      <w:lvlText w:val="o"/>
+      <w:lvlJc w:val="left"/>
+      <w:pPr>
+        <w:tabs>
+          <w:tab w:val="num" w:pos="1440"/>
+        </w:tabs>
+        <w:ind w:left="1440" w:hanging="360"/>
+      </w:pPr>
+      <w:rPr>
+        <w:rFonts w:ascii="Courier New" w:hAnsi="Courier New" w:hint="default"/>
+        <w:sz w:val="20"/>
+      </w:rPr>
+    </w:lvl>
+    <w:lvl w:ilvl="2" w:tentative="1">
+      <w:start w:val="1"/>
+      <w:numFmt w:val="bullet"/>
+      <w:lvlText w:val=""/>
+      <w:lvlJc w:val="left"/>
+      <w:pPr>
+        <w:tabs>
+          <w:tab w:val="num" w:pos="2160"/>
+        </w:tabs>
+        <w:ind w:left="2160" w:hanging="360"/>
+      </w:pPr>
+      <w:rPr>
+        <w:rFonts w:ascii="Wingdings" w:hAnsi="Wingdings" w:hint="default"/>
+        <w:sz w:val="20"/>
+      </w:rPr>
+    </w:lvl>
+    <w:lvl w:ilvl="3" w:tentative="1">
+      <w:start w:val="1"/>
+      <w:numFmt w:val="bullet"/>
+      <w:lvlText w:val=""/>
+      <w:lvlJc w:val="left"/>
+      <w:pPr>
+        <w:tabs>
+          <w:tab w:val="num" w:pos="2880"/>
+        </w:tabs>
+        <w:ind w:left="2880" w:hanging="360"/>
+      </w:pPr>
+      <w:rPr>
+        <w:rFonts w:ascii="Wingdings" w:hAnsi="Wingdings" w:hint="default"/>
+        <w:sz w:val="20"/>
+      </w:rPr>
+    </w:lvl>
+    <w:lvl w:ilvl="4" w:tentative="1">
+      <w:start w:val="1"/>
+      <w:numFmt w:val="bullet"/>
+      <w:lvlText w:val=""/>
+      <w:lvlJc w:val="left"/>
+      <w:pPr>
+        <w:tabs>
+          <w:tab w:val="num" w:pos="3600"/>
+        </w:tabs>
+        <w:ind w:left="3600" w:hanging="360"/>
+      </w:pPr>
+      <w:rPr>
+        <w:rFonts w:ascii="Wingdings" w:hAnsi="Wingdings" w:hint="default"/>
+        <w:sz w:val="20"/>
+      </w:rPr>
+    </w:lvl>
+    <w:lvl w:ilvl="5" w:tentative="1">
+      <w:start w:val="1"/>
+      <w:numFmt w:val="bullet"/>
+      <w:lvlText w:val=""/>
+      <w:lvlJc w:val="left"/>
+      <w:pPr>
+        <w:tabs>
+          <w:tab w:val="num" w:pos="4320"/>
+        </w:tabs>
+        <w:ind w:left="4320" w:hanging="360"/>
+      </w:pPr>
+      <w:rPr>
+        <w:rFonts w:ascii="Wingdings" w:hAnsi="Wingdings" w:hint="default"/>
+        <w:sz w:val="20"/>
+      </w:rPr>
+    </w:lvl>
+    <w:lvl w:ilvl="6" w:tentative="1">
+      <w:start w:val="1"/>
+      <w:numFmt w:val="bullet"/>
+      <w:lvlText w:val=""/>
+      <w:lvlJc w:val="left"/>
+      <w:pPr>
+        <w:tabs>
+          <w:tab w:val="num" w:pos="5040"/>
+        </w:tabs>
+        <w:ind w:left="5040" w:hanging="360"/>
+      </w:pPr>
+      <w:rPr>
+        <w:rFonts w:ascii="Wingdings" w:hAnsi="Wingdings" w:hint="default"/>
+        <w:sz w:val="20"/>
+      </w:rPr>
+    </w:lvl>
+    <w:lvl w:ilvl="7" w:tentative="1">
+      <w:start w:val="1"/>
+      <w:numFmt w:val="bullet"/>
+      <w:lvlText w:val=""/>
+      <w:lvlJc w:val="left"/>
+      <w:pPr>
+        <w:tabs>
+          <w:tab w:val="num" w:pos="5760"/>
+        </w:tabs>
+        <w:ind w:left="5760" w:hanging="360"/>
+      </w:pPr>
+      <w:rPr>
+        <w:rFonts w:ascii="Wingdings" w:hAnsi="Wingdings" w:hint="default"/>
+        <w:sz w:val="20"/>
+      </w:rPr>
+    </w:lvl>
+    <w:lvl w:ilvl="8" w:tentative="1">
+      <w:start w:val="1"/>
+      <w:numFmt w:val="bullet"/>
+      <w:lvlText w:val=""/>
+      <w:lvlJc w:val="left"/>
+      <w:pPr>
+        <w:tabs>
+          <w:tab w:val="num" w:pos="6480"/>
+        </w:tabs>
+        <w:ind w:left="6480" w:hanging="360"/>
+      </w:pPr>
+      <w:rPr>
+        <w:rFonts w:ascii="Wingdings" w:hAnsi="Wingdings" w:hint="default"/>
+        <w:sz w:val="20"/>
+      </w:rPr>
+    </w:lvl>
+  </w:abstractNum>
   <w:num w:numId="1" w16cid:durableId="1176118346">
-    <w:abstractNumId w:val="2"/>
+    <w:abstractNumId w:val="8"/>
   </w:num>
   <w:num w:numId="2" w16cid:durableId="1072968499">
     <w:abstractNumId w:val="0"/>
   </w:num>
   <w:num w:numId="3" w16cid:durableId="999692747">
+    <w:abstractNumId w:val="5"/>
+  </w:num>
+  <w:num w:numId="4" w16cid:durableId="1954284329">
+    <w:abstractNumId w:val="2"/>
+  </w:num>
+  <w:num w:numId="5" w16cid:durableId="1581477334">
     <w:abstractNumId w:val="1"/>
+  </w:num>
+  <w:num w:numId="6" w16cid:durableId="1103958963">
+    <w:abstractNumId w:val="7"/>
+  </w:num>
+  <w:num w:numId="7" w16cid:durableId="1842113699">
+    <w:abstractNumId w:val="4"/>
+  </w:num>
+  <w:num w:numId="8" w16cid:durableId="1451127653">
+    <w:abstractNumId w:val="3"/>
+  </w:num>
+  <w:num w:numId="9" w16cid:durableId="1136871938">
+    <w:abstractNumId w:val="6"/>
+  </w:num>
+  <w:num w:numId="10" w16cid:durableId="1856531747">
+    <w:abstractNumId w:val="9"/>
   </w:num>
 </w:numbering>
 </file>
